--- a/datasets/production-like-corpus/corpus/engineering/OPS-001_生产变更管理规范.docx
+++ b/datasets/production-like-corpus/corpus/engineering/OPS-001_生产变更管理规范.docx
@@ -102,57 +102,6 @@
                 <w:rFonts w:ascii="Microsoft YaHei" w:hAnsi="Microsoft YaHei"/>
                 <w:sz w:val="18"/>
               </w:rPr>
-              <w:t>文档ID</w:t>
-            </w:r>
-          </w:p>
-        </w:tc>
-        <w:tc>
-          <w:tcPr>
-            <w:tcW w:type="dxa" w:w="6520"/>
-            <w:vAlign w:val="center"/>
-            <w:tcMar>
-              <w:top w:w="100" w:type="dxa"/>
-              <w:start w:w="120" w:type="dxa"/>
-              <w:bottom w:w="100" w:type="dxa"/>
-              <w:end w:w="120" w:type="dxa"/>
-            </w:tcMar>
-          </w:tcPr>
-          <w:p>
-            <w:pPr>
-              <w:spacing w:after="20"/>
-            </w:pPr>
-            <w:r>
-              <w:rPr>
-                <w:rFonts w:ascii="Microsoft YaHei" w:hAnsi="Microsoft YaHei"/>
-                <w:sz w:val="18"/>
-              </w:rPr>
-              <w:t>OPS-001</w:t>
-            </w:r>
-          </w:p>
-        </w:tc>
-      </w:tr>
-      <w:tr>
-        <w:tc>
-          <w:tcPr>
-            <w:tcW w:type="dxa" w:w="2268"/>
-            <w:vAlign w:val="center"/>
-            <w:tcMar>
-              <w:top w:w="100" w:type="dxa"/>
-              <w:start w:w="120" w:type="dxa"/>
-              <w:bottom w:w="100" w:type="dxa"/>
-              <w:end w:w="120" w:type="dxa"/>
-            </w:tcMar>
-            <w:shd w:fill="D9E2F3"/>
-          </w:tcPr>
-          <w:p>
-            <w:pPr>
-              <w:spacing w:after="20"/>
-            </w:pPr>
-            <w:r>
-              <w:rPr>
-                <w:rFonts w:ascii="Microsoft YaHei" w:hAnsi="Microsoft YaHei"/>
-                <w:sz w:val="18"/>
-              </w:rPr>
               <w:t>版本</w:t>
             </w:r>
           </w:p>
@@ -193,7 +142,7 @@
               <w:bottom w:w="100" w:type="dxa"/>
               <w:end w:w="120" w:type="dxa"/>
             </w:tcMar>
-            <w:shd w:fill="EAF0F8"/>
+            <w:shd w:fill="D9E2F3"/>
           </w:tcPr>
           <w:p>
             <w:pPr>
@@ -244,7 +193,7 @@
               <w:bottom w:w="100" w:type="dxa"/>
               <w:end w:w="120" w:type="dxa"/>
             </w:tcMar>
-            <w:shd w:fill="D9E2F3"/>
+            <w:shd w:fill="EAF0F8"/>
           </w:tcPr>
           <w:p>
             <w:pPr>
@@ -295,7 +244,7 @@
               <w:bottom w:w="100" w:type="dxa"/>
               <w:end w:w="120" w:type="dxa"/>
             </w:tcMar>
-            <w:shd w:fill="EAF0F8"/>
+            <w:shd w:fill="D9E2F3"/>
           </w:tcPr>
           <w:p>
             <w:pPr>
@@ -346,7 +295,7 @@
               <w:bottom w:w="100" w:type="dxa"/>
               <w:end w:w="120" w:type="dxa"/>
             </w:tcMar>
-            <w:shd w:fill="D9E2F3"/>
+            <w:shd w:fill="EAF0F8"/>
           </w:tcPr>
           <w:p>
             <w:pPr>
@@ -397,7 +346,7 @@
               <w:bottom w:w="100" w:type="dxa"/>
               <w:end w:w="120" w:type="dxa"/>
             </w:tcMar>
-            <w:shd w:fill="EAF0F8"/>
+            <w:shd w:fill="D9E2F3"/>
           </w:tcPr>
           <w:p>
             <w:pPr>
@@ -448,7 +397,7 @@
               <w:bottom w:w="100" w:type="dxa"/>
               <w:end w:w="120" w:type="dxa"/>
             </w:tcMar>
-            <w:shd w:fill="D9E2F3"/>
+            <w:shd w:fill="EAF0F8"/>
           </w:tcPr>
           <w:p>
             <w:pPr>
@@ -499,7 +448,7 @@
               <w:bottom w:w="100" w:type="dxa"/>
               <w:end w:w="120" w:type="dxa"/>
             </w:tcMar>
-            <w:shd w:fill="EAF0F8"/>
+            <w:shd w:fill="D9E2F3"/>
           </w:tcPr>
           <w:p>
             <w:pPr>
@@ -534,7 +483,7 @@
                 <w:rFonts w:ascii="Microsoft YaHei" w:hAnsi="Microsoft YaHei"/>
                 <w:sz w:val="18"/>
               </w:rPr>
-              <w:t>OPS-002</w:t>
+              <w:t>《生产事故应急响应手册》(NT-OPER-POL-2026-002)</w:t>
             </w:r>
           </w:p>
         </w:tc>
@@ -568,30 +517,22 @@
     </w:p>
     <w:p>
       <w:r>
-        <w:rPr>
-          <w:b/>
-        </w:rPr>
-        <w:t>规则条款：普通生产变更必须事前审批。该条款的适用对象、条件和证据应结合本章上下文判断，不得脱离有效版本单独引用。</w:t>
+        <w:t>【操作步骤】第一步保全总则办理记录并建立基线；第二步按操作顺序逐项验证并记录结果；第三步以业务探针、监控指标和用户侧结果交叉验证。每一步都在变更平台记录命令或动作、执行人、开始与结束时间。若结果与预期不一致，只允许回到上一已验证状态，禁止并行尝试多个不可逆方案。为降低操作扰动，验证样本应从小到大扩展，并在每个阶段设置停止条件；未达到停止条件前不进入下一阶段。</w:t>
       </w:r>
     </w:p>
     <w:p>
       <w:r>
-        <w:t>【操作步骤】第一步保全操作日志并建立基线；第二步由值班角色确认服务健康度；第三步以业务探针、监控指标和用户侧结果交叉验证。每一步都在监控平台记录命令或动作、执行人、开始与结束时间。若结果与预期不一致，只允许回到上一已验证状态，禁止并行尝试多个不可逆方案。为降低操作扰动，验证样本应从小到大扩展，并在每个阶段设置停止条件；未达到停止条件前不进入下一阶段。</w:t>
+        <w:t>【异常与升级】出现总则的适用条件、责任边界或版本口径被混淆、连续两次验证失败或影响扩散时，DBA On-call立即停止重复操作并通知Network On-call。升级信息至少包括总则事项、影响范围、已做检查、当前假设和可执行回滚点；紧急处置可先隔离故障面，但事后必须补齐审批和总则办理记录。无法在本节边界内恢复时，转入事故响应流程而不是继续试错。升级不等同于移交责任，原经办人仍需保持信息连续，直到接手人明确复述现状、风险和下一验证动作。</w:t>
       </w:r>
     </w:p>
     <w:p>
       <w:r>
-        <w:t>【异常与升级】出现恢复未验证、连续两次验证失败或影响扩散时，DBA On-call立即停止重复操作并通知Network On-call。升级信息至少包括变更单、影响范围、已做检查、当前假设和可执行回滚点；紧急处置可先隔离故障面，但事后必须补齐审批和操作日志。无法在本节边界内恢复时，转入事故响应流程而不是继续试错。升级不等同于移交责任，原经办人仍需保持信息连续，直到接手人明确复述现状、风险和下一验证动作。</w:t>
+        <w:t>【收尾与附件】恢复后由Incident Commander复核监控、访问控制和业务结果，变更执行人在监控平台关闭临时权限或绕行配置。工单附件应包含脱敏日志、验证截图、配置差异、回滚结果和时间线；附件名使用请求编号与日期，不上传口令、令牌或完整客户数据。值班交接只记录未决事项，已完成步骤不得作为后续轮次的默认假设。归档前删除本地临时副本，确认附件可由授权角色重放验证；仅用于讨论的草稿和过期截图标记为非证据材料。</w:t>
       </w:r>
     </w:p>
     <w:p>
       <w:r>
-        <w:t>值班人员应区分P0、P1、数据库性能下降、核心业务不可用、安全事件和普通故障，不得只凭告警名称提升或降低事故等级。</w:t>
-      </w:r>
-    </w:p>
-    <w:p>
-      <w:r>
-        <w:t>【适用场景】“总则”用于处理风险评估相关的标准请求和异常。典型入口是任务执行后状态未收敛，但该现象也可能由配置未同步引起；因此变更执行人必须先界定用户、环境、开始时间与影响面，再选择操作路径。测试、预发布与生产环境的记录不得混用，未确认对象身份时不得执行写操作。边界确认完成后，在工单摘要中注明本次不处理的相邻问题，避免后续人员把总则与其他场景合并判断。</w:t>
+        <w:t>【适用场景】“总则”用于处理总则事项相关的标准请求和异常。典型入口是日志出现连续告警，但该现象也可能由配置未同步引起；因此变更执行人必须先界定用户、环境、开始时间与影响面，再选择操作路径。测试、预发布与生产环境的记录不得混用，未确认对象身份时不得执行写操作。边界确认完成后，在工单摘要中注明本次不处理的相邻问题，避免后续人员把总则与其他场景合并判断。</w:t>
       </w:r>
     </w:p>
     <w:p>
@@ -617,15 +558,7 @@
     </w:p>
     <w:p>
       <w:r>
-        <w:rPr>
-          <w:b/>
-        </w:rPr>
-        <w:t>规则条款：P0恢复允许紧急变更流程。该条款的适用对象、条件和证据应结合本章上下文判断，不得脱离有效版本单独引用。</w:t>
-      </w:r>
-    </w:p>
-    <w:p>
-      <w:r>
-        <w:t>【异常与升级】出现回滚失败、连续两次验证失败或影响扩散时，DBA On-call立即停止重复操作并通知Business Owner。升级信息至少包括回滚方案、影响范围、已做检查、当前假设和可执行回滚点；紧急处置可先隔离故障面，但事后必须补齐审批和交接清单。无法在本节边界内恢复时，转入事故响应流程而不是继续试错。升级不等同于移交责任，原经办人仍需保持信息连续，直到接手人明确复述现状、风险和下一验证动作。</w:t>
+        <w:t>【异常与升级】出现变更分类的适用条件、责任边界或版本口径被混淆、连续两次验证失败或影响扩散时，DBA On-call立即停止重复操作并通知Business Owner。升级信息至少包括变更分类事项、影响范围、已做检查、当前假设和可执行回滚点；紧急处置可先隔离故障面，但事后必须补齐审批和变更分类办理记录。无法在本节边界内恢复时，转入事故响应流程而不是继续试错。升级不等同于移交责任，原经办人仍需保持信息连续，直到接手人明确复述现状、风险和下一验证动作。</w:t>
       </w:r>
     </w:p>
     <w:p>
@@ -635,12 +568,12 @@
     </w:p>
     <w:p>
       <w:r>
-        <w:t>【适用场景】“变更分类”用于处理风险评估相关的标准请求和异常。典型入口是日志出现连续告警，但该现象也可能由变更影响未完全隔离引起；因此Network On-call必须先界定用户、环境、开始时间与影响面，再选择操作路径。测试、预发布与生产环境的记录不得混用，未确认对象身份时不得执行写操作。边界确认完成后，在工单摘要中注明本次不处理的相邻问题，避免后续人员把变更分类与其他场景合并判断。</w:t>
+        <w:t>【适用场景】“变更分类”用于处理变更分类事项相关的标准请求和异常。典型入口是任务执行后状态未收敛，但该现象也可能由依赖服务异常引起；因此Network On-call必须先界定用户、环境、开始时间与影响面，再选择操作路径。测试、预发布与生产环境的记录不得混用，未确认对象身份时不得执行写操作。边界确认完成后，在工单摘要中注明本次不处理的相邻问题，避免后续人员把变更分类与其他场景合并判断。</w:t>
       </w:r>
     </w:p>
     <w:p>
       <w:r>
-        <w:t>【前置检查】开始前由Incident Commander保留原始日志并校验时间戳，并在监控平台核对复盘记录的当前状态、最近变更和依赖健康度。变更执行人负责确认权限与窗口是否有效。遇到信息缺失时先补充时间戳、请求编号和复现条件，不以截图代替原始日志，也不得为赶进度跳过只读检查。检查结论应写成可复核的事实，而不是“正常”“已看过”等模糊描述；取证时间与监控平台时钟存在偏差时一并备注。</w:t>
+        <w:t>【前置检查】开始前由Incident Commander保留原始日志并校验时间戳，并在监控平台核对变更分类事项的当前状态、最近变更和依赖健康度。变更执行人负责确认权限与窗口是否有效。遇到信息缺失时先补充时间戳、请求编号和复现条件，不以截图代替原始日志，也不得为赶进度跳过只读检查。检查结论应写成可复核的事实，而不是“正常”“已看过”等模糊描述；取证时间与监控平台时钟存在偏差时一并备注。</w:t>
       </w:r>
     </w:p>
     <w:p>
@@ -669,7 +602,7 @@
         <w:rPr>
           <w:b/>
         </w:rPr>
-        <w:t>规则条款：紧急变更仍需事后补审。该条款的适用对象、条件和证据应结合本章上下文判断，不得脱离有效版本单独引用。</w:t>
+        <w:t>规则条款：普通生产变更必须事前审批。该条款的适用对象、条件和证据应结合本章上下文判断，不得脱离有效版本单独引用。</w:t>
       </w:r>
     </w:p>
     <w:p>
@@ -679,17 +612,17 @@
     </w:p>
     <w:p>
       <w:r>
-        <w:t>【适用场景】“普通变更”用于处理灰度计划相关的标准请求和异常。典型入口是登录失败且重试无效，但该现象也可能由变更影响未完全隔离引起；因此Incident Commander必须先界定用户、环境、开始时间与影响面，再选择操作路径。测试、预发布与生产环境的记录不得混用，未确认对象身份时不得执行写操作。边界确认完成后，在工单摘要中注明本次不处理的相邻问题，避免后续人员把普通变更与其他场景合并判断。</w:t>
+        <w:t>【适用场景】“普通变更”用于处理普通变更事项相关的标准请求和异常。典型入口是日志出现连续告警，但该现象也可能由网络路径发生漂移引起；因此Incident Commander必须先界定用户、环境、开始时间与影响面，再选择操作路径。测试、预发布与生产环境的记录不得混用，未确认对象身份时不得执行写操作。边界确认完成后，在工单摘要中注明本次不处理的相邻问题，避免后续人员把普通变更与其他场景合并判断。</w:t>
       </w:r>
     </w:p>
     <w:p>
       <w:r>
-        <w:t>【前置检查】开始前由DBA On-call核对最近变更与依赖状态，并在事件协同频道核对变更单的当前状态、最近变更和依赖健康度。Business Owner负责确认权限与窗口是否有效。遇到信息缺失时先补充时间戳、请求编号和复现条件，不以截图代替原始日志，也不得为赶进度跳过只读检查。检查结论应写成可复核的事实，而不是“正常”“已看过”等模糊描述；取证时间与事件协同频道时钟存在偏差时一并备注。</w:t>
+        <w:t>【前置检查】开始前由DBA On-call使用只读手段复核关键配置，并在变更平台核对普通变更事项的当前状态、最近变更和依赖健康度。Business Owner负责确认权限与窗口是否有效。遇到信息缺失时先补充时间戳、请求编号和复现条件，不以截图代替原始日志，也不得为赶进度跳过只读检查。检查结论应写成可复核的事实，而不是“正常”“已看过”等模糊描述；取证时间与变更平台时钟存在偏差时一并备注。</w:t>
       </w:r>
     </w:p>
     <w:p>
       <w:r>
-        <w:t>【操作步骤】第一步保全时间线并建立基线；第二步按操作顺序逐项验证并记录结果；第三步以业务探针、监控指标和用户侧结果交叉验证。每一步都在值班系统记录命令或动作、执行人、开始与结束时间。若结果与预期不一致，只允许回到上一已验证状态，禁止并行尝试多个不可逆方案。为降低操作扰动，验证样本应从小到大扩展，并在每个阶段设置停止条件；未达到停止条件前不进入下一阶段。</w:t>
+        <w:t>【操作步骤】第一步保全普通变更办理记录并建立基线；第二步恢复前准备可执行的回滚步骤；第三步以业务探针、监控指标和用户侧结果交叉验证。每一步都在值班系统记录命令或动作、执行人、开始与结束时间。若结果与预期不一致，只允许回到上一已验证状态，禁止并行尝试多个不可逆方案。为降低操作扰动，验证样本应从小到大扩展，并在每个阶段设置停止条件；未达到停止条件前不进入下一阶段。</w:t>
       </w:r>
     </w:p>
     <w:p>
@@ -715,30 +648,22 @@
     </w:p>
     <w:p>
       <w:r>
-        <w:rPr>
-          <w:b/>
-        </w:rPr>
-        <w:t>规则条款：高风险变更必须有回滚方案。该条款的适用对象、条件和证据应结合本章上下文判断，不得脱离有效版本单独引用。</w:t>
+        <w:t>【适用场景】“标准变更”用于处理标准变更事项相关的标准请求和异常。典型入口是监控指标持续偏离基线，但该现象也可能由变更影响未完全隔离引起；因此Business Owner必须先界定用户、环境、开始时间与影响面，再选择操作路径。测试、预发布与生产环境的记录不得混用，未确认对象身份时不得执行写操作。边界确认完成后，在工单摘要中注明本次不处理的相邻问题，避免后续人员把标准变更与其他场景合并判断。</w:t>
       </w:r>
     </w:p>
     <w:p>
       <w:r>
-        <w:t>【适用场景】“标准变更”用于处理回滚方案相关的标准请求和异常。典型入口是任务执行后状态未收敛，但该现象也可能由依赖服务异常引起；因此Business Owner必须先界定用户、环境、开始时间与影响面，再选择操作路径。测试、预发布与生产环境的记录不得混用，未确认对象身份时不得执行写操作。边界确认完成后，在工单摘要中注明本次不处理的相邻问题，避免后续人员把标准变更与其他场景合并判断。</w:t>
+        <w:t>【前置检查】开始前由Network On-call使用只读手段复核关键配置，并在事件协同频道核对标准变更事项的当前状态、最近变更和依赖健康度。DBA On-call负责确认权限与窗口是否有效。遇到信息缺失时先补充时间戳、请求编号和复现条件，不以截图代替原始日志，也不得为赶进度跳过只读检查。检查结论应写成可复核的事实，而不是“正常”“已看过”等模糊描述；取证时间与事件协同频道时钟存在偏差时一并备注。</w:t>
       </w:r>
     </w:p>
     <w:p>
       <w:r>
-        <w:t>【前置检查】开始前由Network On-call使用只读手段复核关键配置，并在监控平台核对灰度计划的当前状态、最近变更和依赖健康度。DBA On-call负责确认权限与窗口是否有效。遇到信息缺失时先补充时间戳、请求编号和复现条件，不以截图代替原始日志，也不得为赶进度跳过只读检查。检查结论应写成可复核的事实，而不是“正常”“已看过”等模糊描述；取证时间与监控平台时钟存在偏差时一并备注。</w:t>
+        <w:t>【操作步骤】第一步保全标准变更办理记录并建立基线；第二步先隔离影响再恢复单一节点；第三步以业务探针、监控指标和用户侧结果交叉验证。每一步都在监控平台记录命令或动作、执行人、开始与结束时间。若结果与预期不一致，只允许回到上一已验证状态，禁止并行尝试多个不可逆方案。为降低操作扰动，验证样本应从小到大扩展，并在每个阶段设置停止条件；未达到停止条件前不进入下一阶段。</w:t>
       </w:r>
     </w:p>
     <w:p>
       <w:r>
-        <w:t>【操作步骤】第一步保全交接清单并建立基线；第二步先隔离影响再恢复单一节点；第三步以业务探针、监控指标和用户侧结果交叉验证。每一步都在事件协同频道记录命令或动作、执行人、开始与结束时间。若结果与预期不一致，只允许回到上一已验证状态，禁止并行尝试多个不可逆方案。为降低操作扰动，验证样本应从小到大扩展，并在每个阶段设置停止条件；未达到停止条件前不进入下一阶段。</w:t>
-      </w:r>
-    </w:p>
-    <w:p>
-      <w:r>
-        <w:t>【异常与升级】出现窗口冲突、连续两次验证失败或影响扩散时，Incident Commander立即停止重复操作并通知DBA On-call。升级信息至少包括变更单、影响范围、已做检查、当前假设和可执行回滚点；紧急处置可先隔离故障面，但事后必须补齐审批和复核意见。无法在本节边界内恢复时，转入事故响应流程而不是继续试错。升级不等同于移交责任，原经办人仍需保持信息连续，直到接手人明确复述现状、风险和下一验证动作。</w:t>
+        <w:t>【异常与升级】出现标准变更的适用条件、责任边界或版本口径被混淆、连续两次验证失败或影响扩散时，Incident Commander立即停止重复操作并通知DBA On-call。升级信息至少包括标准变更事项、影响范围、已做检查、当前假设和可执行回滚点；紧急处置可先隔离故障面，但事后必须补齐审批和标准变更办理记录。无法在本节边界内恢复时，转入事故响应流程而不是继续试错。升级不等同于移交责任，原经办人仍需保持信息连续，直到接手人明确复述现状、风险和下一验证动作。</w:t>
       </w:r>
     </w:p>
     <w:p>
@@ -767,27 +692,35 @@
         <w:rPr>
           <w:b/>
         </w:rPr>
-        <w:t>规则条款：高风险发布必须灰度。该条款的适用对象、条件和证据应结合本章上下文判断，不得脱离有效版本单独引用。</w:t>
+        <w:t>规则条款：P0恢复允许紧急变更流程。该条款的适用对象、条件和证据应结合本章上下文判断，不得脱离有效版本单独引用。</w:t>
       </w:r>
     </w:p>
     <w:p>
       <w:r>
-        <w:t>【前置检查】开始前由Business Owner对照基线执行最小化验证，并在事件协同频道核对回滚方案的当前状态、最近变更和依赖健康度。DBA On-call负责确认权限与窗口是否有效。遇到信息缺失时先补充时间戳、请求编号和复现条件，不以截图代替原始日志，也不得为赶进度跳过只读检查。检查结论应写成可复核的事实，而不是“正常”“已看过”等模糊描述；取证时间与事件协同频道时钟存在偏差时一并备注。</w:t>
+        <w:rPr>
+          <w:b/>
+        </w:rPr>
+        <w:t>规则条款：紧急变更仍需事后补审。该条款的适用对象、条件和证据应结合本章上下文判断，不得脱离有效版本单独引用。</w:t>
       </w:r>
     </w:p>
     <w:p>
       <w:r>
-        <w:t>【操作步骤】第一步保全操作日志并建立基线；第二步恢复前准备可执行的回滚步骤；第三步以业务探针、监控指标和用户侧结果交叉验证。每一步都在值班系统记录命令或动作、执行人、开始与结束时间。若结果与预期不一致，只允许回到上一已验证状态，禁止并行尝试多个不可逆方案。为降低操作扰动，验证样本应从小到大扩展，并在每个阶段设置停止条件；未达到停止条件前不进入下一阶段。</w:t>
+        <w:t>【前置检查】开始前由Business Owner核对最近变更与依赖状态，并在值班系统核对紧急变更事项的当前状态、最近变更和依赖健康度。DBA On-call负责确认权限与窗口是否有效。遇到信息缺失时先补充时间戳、请求编号和复现条件，不以截图代替原始日志，也不得为赶进度跳过只读检查。检查结论应写成可复核的事实，而不是“正常”“已看过”等模糊描述；取证时间与值班系统时钟存在偏差时一并备注。</w:t>
       </w:r>
     </w:p>
     <w:p>
       <w:r>
-        <w:t>【异常与升级】出现窗口冲突、连续两次验证失败或影响扩散时，DBA On-call立即停止重复操作并通知Business Owner。升级信息至少包括回滚方案、影响范围、已做检查、当前假设和可执行回滚点；紧急处置可先隔离故障面，但事后必须补齐审批和交接清单。无法在本节边界内恢复时，转入事故响应流程而不是继续试错。升级不等同于移交责任，原经办人仍需保持信息连续，直到接手人明确复述现状、风险和下一验证动作。</w:t>
+        <w:t>【操作步骤】第一步保全紧急变更办理记录并建立基线；第二步由值班角色确认服务健康度；第三步以业务探针、监控指标和用户侧结果交叉验证。每一步都在变更平台记录命令或动作、执行人、开始与结束时间。若结果与预期不一致，只允许回到上一已验证状态，禁止并行尝试多个不可逆方案。为降低操作扰动，验证样本应从小到大扩展，并在每个阶段设置停止条件；未达到停止条件前不进入下一阶段。</w:t>
       </w:r>
     </w:p>
     <w:p>
       <w:r>
-        <w:t>【收尾与附件】恢复后由Business Owner复核监控、访问控制和业务结果，Network On-call在监控平台关闭临时权限或绕行配置。工单附件应包含脱敏日志、验证截图、配置差异、回滚结果和时间线；附件名使用请求编号与日期，不上传口令、令牌或完整客户数据。值班交接只记录未决事项，已完成步骤不得作为后续轮次的默认假设。归档前删除本地临时副本，确认附件可由授权角色重放验证；仅用于讨论的草稿和过期截图标记为非证据材料。</w:t>
+        <w:t>【异常与升级】出现紧急变更的适用条件、责任边界或版本口径被混淆、连续两次验证失败或影响扩散时，DBA On-call立即停止重复操作并通知Business Owner。升级信息至少包括紧急变更事项、影响范围、已做检查、当前假设和可执行回滚点；紧急处置可先隔离故障面，但事后必须补齐审批和紧急变更办理记录。无法在本节边界内恢复时，转入事故响应流程而不是继续试错。升级不等同于移交责任，原经办人仍需保持信息连续，直到接手人明确复述现状、风险和下一验证动作。</w:t>
+      </w:r>
+    </w:p>
+    <w:p>
+      <w:r>
+        <w:t>【收尾与附件】恢复后由Business Owner复核监控、访问控制和业务结果，Network On-call在值班系统关闭临时权限或绕行配置。工单附件应包含脱敏日志、验证截图、配置差异、回滚结果和时间线；附件名使用请求编号与日期，不上传口令、令牌或完整客户数据。值班交接只记录未决事项，已完成步骤不得作为后续轮次的默认假设。归档前删除本地临时副本，确认附件可由授权角色重放验证；仅用于讨论的草稿和过期截图标记为非证据材料。</w:t>
       </w:r>
     </w:p>
     <w:p>
@@ -816,27 +749,27 @@
         <w:rPr>
           <w:b/>
         </w:rPr>
-        <w:t>规则条款：普通变更窗口与紧急变更不同。该条款的适用对象、条件和证据应结合本章上下文判断，不得脱离有效版本单独引用。</w:t>
+        <w:t>规则条款：高风险变更必须有回滚方案。该条款的适用对象、条件和证据应结合本章上下文判断，不得脱离有效版本单独引用。</w:t>
       </w:r>
     </w:p>
     <w:p>
       <w:r>
-        <w:t>【操作步骤】第一步保全复核意见并建立基线；第二步按操作顺序逐项验证并记录结果；第三步以业务探针、监控指标和用户侧结果交叉验证。每一步都在值班系统记录命令或动作、执行人、开始与结束时间。若结果与预期不一致，只允许回到上一已验证状态，禁止并行尝试多个不可逆方案。为降低操作扰动，验证样本应从小到大扩展，并在每个阶段设置停止条件；未达到停止条件前不进入下一阶段。</w:t>
+        <w:t>【操作步骤】第一步保全风险评估办理记录并建立基线；第二步在受控窗口执行修复；第三步以业务探针、监控指标和用户侧结果交叉验证。每一步都在事件协同频道记录命令或动作、执行人、开始与结束时间。若结果与预期不一致，只允许回到上一已验证状态，禁止并行尝试多个不可逆方案。为降低操作扰动，验证样本应从小到大扩展，并在每个阶段设置停止条件；未达到停止条件前不进入下一阶段。</w:t>
       </w:r>
     </w:p>
     <w:p>
       <w:r>
-        <w:t>【异常与升级】出现窗口冲突、连续两次验证失败或影响扩散时，变更执行人立即停止重复操作并通知Incident Commander。升级信息至少包括回滚方案、影响范围、已做检查、当前假设和可执行回滚点；紧急处置可先隔离故障面，但事后必须补齐审批和审批记录。无法在本节边界内恢复时，转入事故响应流程而不是继续试错。升级不等同于移交责任，原经办人仍需保持信息连续，直到接手人明确复述现状、风险和下一验证动作。</w:t>
+        <w:t>【异常与升级】出现风险评估的适用条件、责任边界或版本口径被混淆、连续两次验证失败或影响扩散时，变更执行人立即停止重复操作并通知Incident Commander。升级信息至少包括风险评估事项、影响范围、已做检查、当前假设和可执行回滚点；紧急处置可先隔离故障面，但事后必须补齐审批和风险评估办理记录。无法在本节边界内恢复时，转入事故响应流程而不是继续试错。升级不等同于移交责任，原经办人仍需保持信息连续，直到接手人明确复述现状、风险和下一验证动作。</w:t>
       </w:r>
     </w:p>
     <w:p>
       <w:r>
-        <w:t>值班人员应区分P0、P1、数据库性能下降、核心业务不可用、安全事件和普通故障，不得只凭告警名称提升或降低事故等级。</w:t>
+        <w:t>【收尾与附件】恢复后由Business Owner复核监控、访问控制和业务结果，DBA On-call在监控平台关闭临时权限或绕行配置。工单附件应包含脱敏日志、验证截图、配置差异、回滚结果和时间线；附件名使用请求编号与日期，不上传口令、令牌或完整客户数据。值班交接只记录未决事项，已完成步骤不得作为后续轮次的默认假设。归档前删除本地临时副本，确认附件可由授权角色重放验证；仅用于讨论的草稿和过期截图标记为非证据材料。</w:t>
       </w:r>
     </w:p>
     <w:p>
       <w:r>
-        <w:t>【适用场景】“风险评估”用于处理变更单相关的标准请求和异常。典型入口是日志出现连续告警，但该现象也可能由依赖服务异常引起；因此Network On-call必须先界定用户、环境、开始时间与影响面，再选择操作路径。测试、预发布与生产环境的记录不得混用，未确认对象身份时不得执行写操作。边界确认完成后，在工单摘要中注明本次不处理的相邻问题，避免后续人员把风险评估与其他场景合并判断。</w:t>
+        <w:t>【适用场景】“风险评估”用于处理风险评估事项相关的标准请求和异常。典型入口是任务执行后状态未收敛，但该现象也可能由变更影响未完全隔离引起；因此Network On-call必须先界定用户、环境、开始时间与影响面，再选择操作路径。测试、预发布与生产环境的记录不得混用，未确认对象身份时不得执行写操作。边界确认完成后，在工单摘要中注明本次不处理的相邻问题，避免后续人员把风险评估与其他场景合并判断。</w:t>
       </w:r>
     </w:p>
     <w:p>
@@ -862,22 +795,22 @@
     </w:p>
     <w:p>
       <w:r>
-        <w:t>【异常与升级】出现窗口冲突、连续两次验证失败或影响扩散时，变更执行人立即停止重复操作并通知DBA On-call。升级信息至少包括灰度计划、影响范围、已做检查、当前假设和可执行回滚点；紧急处置可先隔离故障面，但事后必须补齐审批和留痕附件。无法在本节边界内恢复时，转入事故响应流程而不是继续试错。升级不等同于移交责任，原经办人仍需保持信息连续，直到接手人明确复述现状、风险和下一验证动作。</w:t>
+        <w:t>【异常与升级】出现审批的适用条件、责任边界或版本口径被混淆、连续两次验证失败或影响扩散时，变更执行人立即停止重复操作并通知DBA On-call。升级信息至少包括审批事项、影响范围、已做检查、当前假设和可执行回滚点；紧急处置可先隔离故障面，但事后必须补齐审批和审批办理记录。无法在本节边界内恢复时，转入事故响应流程而不是继续试错。升级不等同于移交责任，原经办人仍需保持信息连续，直到接手人明确复述现状、风险和下一验证动作。</w:t>
       </w:r>
     </w:p>
     <w:p>
       <w:r>
-        <w:t>【收尾与附件】恢复后由Incident Commander复核监控、访问控制和业务结果，Network On-call在事件协同频道关闭临时权限或绕行配置。工单附件应包含脱敏日志、验证截图、配置差异、回滚结果和时间线；附件名使用请求编号与日期，不上传口令、令牌或完整客户数据。值班交接只记录未决事项，已完成步骤不得作为后续轮次的默认假设。归档前删除本地临时副本，确认附件可由授权角色重放验证；仅用于讨论的草稿和过期截图标记为非证据材料。</w:t>
+        <w:t>【收尾与附件】恢复后由Incident Commander复核监控、访问控制和业务结果，Network On-call在监控平台关闭临时权限或绕行配置。工单附件应包含脱敏日志、验证截图、配置差异、回滚结果和时间线；附件名使用请求编号与日期，不上传口令、令牌或完整客户数据。值班交接只记录未决事项，已完成步骤不得作为后续轮次的默认假设。归档前删除本地临时副本，确认附件可由授权角色重放验证；仅用于讨论的草稿和过期截图标记为非证据材料。</w:t>
       </w:r>
     </w:p>
     <w:p>
       <w:r>
-        <w:t>【适用场景】“审批”用于处理回滚方案相关的标准请求和异常。典型入口是登录失败且重试无效，但该现象也可能由证书或凭据失效引起；因此变更执行人必须先界定用户、环境、开始时间与影响面，再选择操作路径。测试、预发布与生产环境的记录不得混用，未确认对象身份时不得执行写操作。边界确认完成后，在工单摘要中注明本次不处理的相邻问题，避免后续人员把审批与其他场景合并判断。</w:t>
+        <w:t>【适用场景】“审批”用于处理审批事项相关的标准请求和异常。典型入口是权限校验结果与预期不一致，但该现象也可能由网络路径发生漂移引起；因此变更执行人必须先界定用户、环境、开始时间与影响面，再选择操作路径。测试、预发布与生产环境的记录不得混用，未确认对象身份时不得执行写操作。边界确认完成后，在工单摘要中注明本次不处理的相邻问题，避免后续人员把审批与其他场景合并判断。</w:t>
       </w:r>
     </w:p>
     <w:p>
       <w:r>
-        <w:t>【前置检查】开始前由Network On-call使用只读手段复核关键配置，并在值班系统核对事故时间线的当前状态、最近变更和依赖健康度。Incident Commander负责确认权限与窗口是否有效。遇到信息缺失时先补充时间戳、请求编号和复现条件，不以截图代替原始日志，也不得为赶进度跳过只读检查。检查结论应写成可复核的事实，而不是“正常”“已看过”等模糊描述；取证时间与值班系统时钟存在偏差时一并备注。</w:t>
+        <w:t>【前置检查】开始前由Network On-call保留原始日志并校验时间戳，并在值班系统核对审批事项的当前状态、最近变更和依赖健康度。Incident Commander负责确认权限与窗口是否有效。遇到信息缺失时先补充时间戳、请求编号和复现条件，不以截图代替原始日志，也不得为赶进度跳过只读检查。检查结论应写成可复核的事实，而不是“正常”“已看过”等模糊描述；取证时间与值班系统时钟存在偏差时一并备注。</w:t>
       </w:r>
     </w:p>
     <w:p>
@@ -1164,22 +1097,30 @@
     </w:p>
     <w:p>
       <w:r>
-        <w:t>【收尾与附件】恢复后由Incident Commander复核监控、访问控制和业务结果，DBA On-call在变更平台关闭临时权限或绕行配置。工单附件应包含脱敏日志、验证截图、配置差异、回滚结果和时间线；附件名使用请求编号与日期，不上传口令、令牌或完整客户数据。值班交接只记录未决事项，已完成步骤不得作为后续轮次的默认假设。归档前删除本地临时副本，确认附件可由授权角色重放验证；仅用于讨论的草稿和过期截图标记为非证据材料。</w:t>
+        <w:rPr>
+          <w:b/>
+        </w:rPr>
+        <w:t>规则条款：高风险发布必须灰度。该条款的适用对象、条件和证据应结合本章上下文判断，不得脱离有效版本单独引用。</w:t>
       </w:r>
     </w:p>
     <w:p>
       <w:r>
-        <w:t>【适用场景】“灰度”用于处理事故时间线相关的标准请求和异常。典型入口是日志出现连续告警，但该现象也可能由变更影响未完全隔离引起；因此Incident Commander必须先界定用户、环境、开始时间与影响面，再选择操作路径。测试、预发布与生产环境的记录不得混用，未确认对象身份时不得执行写操作。边界确认完成后，在工单摘要中注明本次不处理的相邻问题，避免后续人员把灰度与其他场景合并判断。</w:t>
+        <w:t>【收尾与附件】恢复后由Incident Commander复核监控、访问控制和业务结果，DBA On-call在监控平台关闭临时权限或绕行配置。工单附件应包含脱敏日志、验证截图、配置差异、回滚结果和时间线；附件名使用请求编号与日期，不上传口令、令牌或完整客户数据。值班交接只记录未决事项，已完成步骤不得作为后续轮次的默认假设。归档前删除本地临时副本，确认附件可由授权角色重放验证；仅用于讨论的草稿和过期截图标记为非证据材料。</w:t>
       </w:r>
     </w:p>
     <w:p>
       <w:r>
-        <w:t>【前置检查】开始前由变更执行人保留原始日志并校验时间戳，并在值班系统核对复盘记录的当前状态、最近变更和依赖健康度。DBA On-call负责确认权限与窗口是否有效。遇到信息缺失时先补充时间戳、请求编号和复现条件，不以截图代替原始日志，也不得为赶进度跳过只读检查。检查结论应写成可复核的事实，而不是“正常”“已看过”等模糊描述；取证时间与值班系统时钟存在偏差时一并备注。</w:t>
+        <w:t>【适用场景】“灰度”用于处理灰度事项相关的标准请求和异常。典型入口是登录失败且重试无效，但该现象也可能由网络路径发生漂移引起；因此Incident Commander必须先界定用户、环境、开始时间与影响面，再选择操作路径。测试、预发布与生产环境的记录不得混用，未确认对象身份时不得执行写操作。边界确认完成后，在工单摘要中注明本次不处理的相邻问题，避免后续人员把灰度与其他场景合并判断。</w:t>
       </w:r>
     </w:p>
     <w:p>
       <w:r>
-        <w:t>【操作步骤】第一步保全留痕附件并建立基线；第二步恢复前准备可执行的回滚步骤；第三步以业务探针、监控指标和用户侧结果交叉验证。每一步都在事件协同频道记录命令或动作、执行人、开始与结束时间。若结果与预期不一致，只允许回到上一已验证状态，禁止并行尝试多个不可逆方案。为降低操作扰动，验证样本应从小到大扩展，并在每个阶段设置停止条件；未达到停止条件前不进入下一阶段。</w:t>
+        <w:t>【前置检查】开始前由变更执行人对照基线执行最小化验证，并在值班系统核对灰度事项的当前状态、最近变更和依赖健康度。DBA On-call负责确认权限与窗口是否有效。遇到信息缺失时先补充时间戳、请求编号和复现条件，不以截图代替原始日志，也不得为赶进度跳过只读检查。检查结论应写成可复核的事实，而不是“正常”“已看过”等模糊描述；取证时间与值班系统时钟存在偏差时一并备注。</w:t>
+      </w:r>
+    </w:p>
+    <w:p>
+      <w:r>
+        <w:t>【操作步骤】第一步保全灰度办理记录并建立基线；第二步在受控窗口执行修复；第三步以业务探针、监控指标和用户侧结果交叉验证。每一步都在事件协同频道记录命令或动作、执行人、开始与结束时间。若结果与预期不一致，只允许回到上一已验证状态，禁止并行尝试多个不可逆方案。为降低操作扰动，验证样本应从小到大扩展，并在每个阶段设置停止条件；未达到停止条件前不进入下一阶段。</w:t>
       </w:r>
     </w:p>
     <w:p>
@@ -1205,22 +1146,22 @@
     </w:p>
     <w:p>
       <w:r>
-        <w:t>【适用场景】“回滚”用于处理变更单相关的标准请求和异常。典型入口是任务执行后状态未收敛，但该现象也可能由依赖服务异常引起；因此Network On-call必须先界定用户、环境、开始时间与影响面，再选择操作路径。测试、预发布与生产环境的记录不得混用，未确认对象身份时不得执行写操作。边界确认完成后，在工单摘要中注明本次不处理的相邻问题，避免后续人员把回滚与其他场景合并判断。</w:t>
+        <w:t>【适用场景】“回滚”用于处理回滚事项相关的标准请求和异常。典型入口是权限校验结果与预期不一致，但该现象也可能由依赖服务异常引起；因此Network On-call必须先界定用户、环境、开始时间与影响面，再选择操作路径。测试、预发布与生产环境的记录不得混用，未确认对象身份时不得执行写操作。边界确认完成后，在工单摘要中注明本次不处理的相邻问题，避免后续人员把回滚与其他场景合并判断。</w:t>
       </w:r>
     </w:p>
     <w:p>
       <w:r>
-        <w:t>【前置检查】开始前由Incident Commander核对最近变更与依赖状态，并在值班系统核对变更单的当前状态、最近变更和依赖健康度。Business Owner负责确认权限与窗口是否有效。遇到信息缺失时先补充时间戳、请求编号和复现条件，不以截图代替原始日志，也不得为赶进度跳过只读检查。检查结论应写成可复核的事实，而不是“正常”“已看过”等模糊描述；取证时间与值班系统时钟存在偏差时一并备注。</w:t>
+        <w:t>【前置检查】开始前由Incident Commander使用只读手段复核关键配置，并在变更平台核对回滚事项的当前状态、最近变更和依赖健康度。Business Owner负责确认权限与窗口是否有效。遇到信息缺失时先补充时间戳、请求编号和复现条件，不以截图代替原始日志，也不得为赶进度跳过只读检查。检查结论应写成可复核的事实，而不是“正常”“已看过”等模糊描述；取证时间与变更平台时钟存在偏差时一并备注。</w:t>
       </w:r>
     </w:p>
     <w:p>
       <w:r>
-        <w:t>【操作步骤】第一步保全审批记录并建立基线；第二步在受控窗口执行修复；第三步以业务探针、监控指标和用户侧结果交叉验证。每一步都在监控平台记录命令或动作、执行人、开始与结束时间。若结果与预期不一致，只允许回到上一已验证状态，禁止并行尝试多个不可逆方案。为降低操作扰动，验证样本应从小到大扩展，并在每个阶段设置停止条件；未达到停止条件前不进入下一阶段。</w:t>
+        <w:t>【操作步骤】第一步保全回滚办理记录并建立基线；第二步由值班角色确认服务健康度；第三步以业务探针、监控指标和用户侧结果交叉验证。每一步都在值班系统记录命令或动作、执行人、开始与结束时间。若结果与预期不一致，只允许回到上一已验证状态，禁止并行尝试多个不可逆方案。为降低操作扰动，验证样本应从小到大扩展，并在每个阶段设置停止条件；未达到停止条件前不进入下一阶段。</w:t>
       </w:r>
     </w:p>
     <w:p>
       <w:r>
-        <w:t>【异常与升级】出现告警遗漏、连续两次验证失败或影响扩散时，Business Owner立即停止重复操作并通知变更执行人。升级信息至少包括复盘记录、影响范围、已做检查、当前假设和可执行回滚点；紧急处置可先隔离故障面，但事后必须补齐审批和审批记录。无法在本节边界内恢复时，转入事故响应流程而不是继续试错。升级不等同于移交责任，原经办人仍需保持信息连续，直到接手人明确复述现状、风险和下一验证动作。</w:t>
+        <w:t>【异常与升级】出现回滚的适用条件、责任边界或版本口径被混淆、连续两次验证失败或影响扩散时，Business Owner立即停止重复操作并通知变更执行人。升级信息至少包括回滚事项、影响范围、已做检查、当前假设和可执行回滚点；紧急处置可先隔离故障面，但事后必须补齐审批和回滚办理记录。无法在本节边界内恢复时，转入事故响应流程而不是继续试错。升级不等同于移交责任，原经办人仍需保持信息连续，直到接手人明确复述现状、风险和下一验证动作。</w:t>
       </w:r>
     </w:p>
     <w:p>
@@ -1246,22 +1187,30 @@
     </w:p>
     <w:p>
       <w:r>
-        <w:t>【前置检查】开始前由变更执行人保留原始日志并校验时间戳，并在事件协同频道核对灰度计划的当前状态、最近变更和依赖健康度。Incident Commander负责确认权限与窗口是否有效。遇到信息缺失时先补充时间戳、请求编号和复现条件，不以截图代替原始日志，也不得为赶进度跳过只读检查。检查结论应写成可复核的事实，而不是“正常”“已看过”等模糊描述；取证时间与事件协同频道时钟存在偏差时一并备注。</w:t>
+        <w:rPr>
+          <w:b/>
+        </w:rPr>
+        <w:t>规则条款：普通变更窗口与紧急变更不同。该条款的适用对象、条件和证据应结合本章上下文判断，不得脱离有效版本单独引用。</w:t>
       </w:r>
     </w:p>
     <w:p>
       <w:r>
-        <w:t>【操作步骤】第一步保全审批记录并建立基线；第二步按操作顺序逐项验证并记录结果；第三步以业务探针、监控指标和用户侧结果交叉验证。每一步都在变更平台记录命令或动作、执行人、开始与结束时间。若结果与预期不一致，只允许回到上一已验证状态，禁止并行尝试多个不可逆方案。为降低操作扰动，验证样本应从小到大扩展，并在每个阶段设置停止条件；未达到停止条件前不进入下一阶段。</w:t>
+        <w:t>【前置检查】开始前由变更执行人保留原始日志并校验时间戳，并在事件协同频道核对变更窗口事项的当前状态、最近变更和依赖健康度。Incident Commander负责确认权限与窗口是否有效。遇到信息缺失时先补充时间戳、请求编号和复现条件，不以截图代替原始日志，也不得为赶进度跳过只读检查。检查结论应写成可复核的事实，而不是“正常”“已看过”等模糊描述；取证时间与事件协同频道时钟存在偏差时一并备注。</w:t>
       </w:r>
     </w:p>
     <w:p>
       <w:r>
-        <w:t>【异常与升级】出现沟通失序、连续两次验证失败或影响扩散时，Incident Commander立即停止重复操作并通知Business Owner。升级信息至少包括事故时间线、影响范围、已做检查、当前假设和可执行回滚点；紧急处置可先隔离故障面，但事后必须补齐审批和审批记录。无法在本节边界内恢复时，转入事故响应流程而不是继续试错。升级不等同于移交责任，原经办人仍需保持信息连续，直到接手人明确复述现状、风险和下一验证动作。</w:t>
+        <w:t>【操作步骤】第一步保全变更窗口办理记录并建立基线；第二步先隔离影响再恢复单一节点；第三步以业务探针、监控指标和用户侧结果交叉验证。每一步都在事件协同频道记录命令或动作、执行人、开始与结束时间。若结果与预期不一致，只允许回到上一已验证状态，禁止并行尝试多个不可逆方案。为降低操作扰动，验证样本应从小到大扩展，并在每个阶段设置停止条件；未达到停止条件前不进入下一阶段。</w:t>
       </w:r>
     </w:p>
     <w:p>
       <w:r>
-        <w:t>【收尾与附件】恢复后由Business Owner复核监控、访问控制和业务结果，变更执行人在监控平台关闭临时权限或绕行配置。工单附件应包含脱敏日志、验证截图、配置差异、回滚结果和时间线；附件名使用请求编号与日期，不上传口令、令牌或完整客户数据。值班交接只记录未决事项，已完成步骤不得作为后续轮次的默认假设。归档前删除本地临时副本，确认附件可由授权角色重放验证；仅用于讨论的草稿和过期截图标记为非证据材料。</w:t>
+        <w:t>【异常与升级】出现变更窗口的适用条件、责任边界或版本口径被混淆、连续两次验证失败或影响扩散时，Incident Commander立即停止重复操作并通知Business Owner。升级信息至少包括变更窗口事项、影响范围、已做检查、当前假设和可执行回滚点；紧急处置可先隔离故障面，但事后必须补齐审批和变更窗口办理记录。无法在本节边界内恢复时，转入事故响应流程而不是继续试错。升级不等同于移交责任，原经办人仍需保持信息连续，直到接手人明确复述现状、风险和下一验证动作。</w:t>
+      </w:r>
+    </w:p>
+    <w:p>
+      <w:r>
+        <w:t>【收尾与附件】恢复后由Business Owner复核监控、访问控制和业务结果，变更执行人在事件协同频道关闭临时权限或绕行配置。工单附件应包含脱敏日志、验证截图、配置差异、回滚结果和时间线；附件名使用请求编号与日期，不上传口令、令牌或完整客户数据。值班交接只记录未决事项，已完成步骤不得作为后续轮次的默认假设。归档前删除本地临时副本，确认附件可由授权角色重放验证；仅用于讨论的草稿和过期截图标记为非证据材料。</w:t>
       </w:r>
     </w:p>
     <w:p>
@@ -1287,22 +1236,22 @@
     </w:p>
     <w:p>
       <w:r>
-        <w:t>【操作步骤】第一步保全复核意见并建立基线；第二步先隔离影响再恢复单一节点；第三步以业务探针、监控指标和用户侧结果交叉验证。每一步都在监控平台记录命令或动作、执行人、开始与结束时间。若结果与预期不一致，只允许回到上一已验证状态，禁止并行尝试多个不可逆方案。为降低操作扰动，验证样本应从小到大扩展，并在每个阶段设置停止条件；未达到停止条件前不进入下一阶段。</w:t>
+        <w:t>【操作步骤】第一步保全失败处理办理记录并建立基线；第二步先隔离影响再恢复单一节点；第三步以业务探针、监控指标和用户侧结果交叉验证。每一步都在监控平台记录命令或动作、执行人、开始与结束时间。若结果与预期不一致，只允许回到上一已验证状态，禁止并行尝试多个不可逆方案。为降低操作扰动，验证样本应从小到大扩展，并在每个阶段设置停止条件；未达到停止条件前不进入下一阶段。</w:t>
       </w:r>
     </w:p>
     <w:p>
       <w:r>
-        <w:t>【异常与升级】出现回滚失败、连续两次验证失败或影响扩散时，变更执行人立即停止重复操作并通知Incident Commander。升级信息至少包括风险评估、影响范围、已做检查、当前假设和可执行回滚点；紧急处置可先隔离故障面，但事后必须补齐审批和复核意见。无法在本节边界内恢复时，转入事故响应流程而不是继续试错。升级不等同于移交责任，原经办人仍需保持信息连续，直到接手人明确复述现状、风险和下一验证动作。</w:t>
+        <w:t>【异常与升级】出现失败处理的适用条件、责任边界或版本口径被混淆、连续两次验证失败或影响扩散时，变更执行人立即停止重复操作并通知Incident Commander。升级信息至少包括失败处理事项、影响范围、已做检查、当前假设和可执行回滚点；紧急处置可先隔离故障面，但事后必须补齐审批和失败处理办理记录。无法在本节边界内恢复时，转入事故响应流程而不是继续试错。升级不等同于移交责任，原经办人仍需保持信息连续，直到接手人明确复述现状、风险和下一验证动作。</w:t>
       </w:r>
     </w:p>
     <w:p>
       <w:r>
-        <w:t>值班人员应区分P0、P1、数据库性能下降、核心业务不可用、安全事件和普通故障，不得只凭告警名称提升或降低事故等级。</w:t>
+        <w:t>【收尾与附件】恢复后由Business Owner复核监控、访问控制和业务结果，Incident Commander在事件协同频道关闭临时权限或绕行配置。工单附件应包含脱敏日志、验证截图、配置差异、回滚结果和时间线；附件名使用请求编号与日期，不上传口令、令牌或完整客户数据。值班交接只记录未决事项，已完成步骤不得作为后续轮次的默认假设。归档前删除本地临时副本，确认附件可由授权角色重放验证；仅用于讨论的草稿和过期截图标记为非证据材料。</w:t>
       </w:r>
     </w:p>
     <w:p>
       <w:r>
-        <w:t>【适用场景】“失败处理”用于处理事故时间线相关的标准请求和异常。典型入口是监控指标持续偏离基线，但该现象也可能由网络路径发生漂移引起；因此Network On-call必须先界定用户、环境、开始时间与影响面，再选择操作路径。测试、预发布与生产环境的记录不得混用，未确认对象身份时不得执行写操作。边界确认完成后，在工单摘要中注明本次不处理的相邻问题，避免后续人员把失败处理与其他场景合并判断。</w:t>
+        <w:t>【适用场景】“失败处理”用于处理失败处理事项相关的标准请求和异常。典型入口是任务执行后状态未收敛，但该现象也可能由证书或凭据失效引起；因此Network On-call必须先界定用户、环境、开始时间与影响面，再选择操作路径。测试、预发布与生产环境的记录不得混用，未确认对象身份时不得执行写操作。边界确认完成后，在工单摘要中注明本次不处理的相邻问题，避免后续人员把失败处理与其他场景合并判断。</w:t>
       </w:r>
     </w:p>
     <w:p>
@@ -1328,7 +1277,7 @@
     </w:p>
     <w:p>
       <w:r>
-        <w:t>【异常与升级】出现回滚失败、连续两次验证失败或影响扩散时，Business Owner立即停止重复操作并通知Network On-call。升级信息至少包括回滚方案、影响范围、已做检查、当前假设和可执行回滚点；紧急处置可先隔离故障面，但事后必须补齐审批和操作日志。无法在本节边界内恢复时，转入事故响应流程而不是继续试错。升级不等同于移交责任，原经办人仍需保持信息连续，直到接手人明确复述现状、风险和下一验证动作。</w:t>
+        <w:t>【异常与升级】出现复核与附录的适用条件、责任边界或版本口径被混淆、连续两次验证失败或影响扩散时，Business Owner立即停止重复操作并通知Network On-call。升级信息至少包括复核与附录事项、影响范围、已做检查、当前假设和可执行回滚点；紧急处置可先隔离故障面，但事后必须补齐审批和复核与附录办理记录。无法在本节边界内恢复时，转入事故响应流程而不是继续试错。升级不等同于移交责任，原经办人仍需保持信息连续，直到接手人明确复述现状、风险和下一验证动作。</w:t>
       </w:r>
     </w:p>
     <w:p>
@@ -1338,12 +1287,12 @@
     </w:p>
     <w:p>
       <w:r>
-        <w:t>【适用场景】“复核与附录”用于处理复盘记录相关的标准请求和异常。典型入口是权限校验结果与预期不一致，但该现象也可能由依赖服务异常引起；因此Business Owner必须先界定用户、环境、开始时间与影响面，再选择操作路径。测试、预发布与生产环境的记录不得混用，未确认对象身份时不得执行写操作。边界确认完成后，在工单摘要中注明本次不处理的相邻问题，避免后续人员把复核与附录与其他场景合并判断。</w:t>
+        <w:t>【适用场景】“复核与附录”用于处理复核与附录事项相关的标准请求和异常。典型入口是监控指标持续偏离基线，但该现象也可能由网络路径发生漂移引起；因此Business Owner必须先界定用户、环境、开始时间与影响面，再选择操作路径。测试、预发布与生产环境的记录不得混用，未确认对象身份时不得执行写操作。边界确认完成后，在工单摘要中注明本次不处理的相邻问题，避免后续人员把复核与附录与其他场景合并判断。</w:t>
       </w:r>
     </w:p>
     <w:p>
       <w:r>
-        <w:t>【前置检查】开始前由Network On-call保留原始日志并校验时间戳，并在事件协同频道核对回滚方案的当前状态、最近变更和依赖健康度。Business Owner负责确认权限与窗口是否有效。遇到信息缺失时先补充时间戳、请求编号和复现条件，不以截图代替原始日志，也不得为赶进度跳过只读检查。检查结论应写成可复核的事实，而不是“正常”“已看过”等模糊描述；取证时间与事件协同频道时钟存在偏差时一并备注。</w:t>
+        <w:t>【前置检查】开始前由Network On-call对照基线执行最小化验证，并在值班系统核对复核与附录事项的当前状态、最近变更和依赖健康度。Business Owner负责确认权限与窗口是否有效。遇到信息缺失时先补充时间戳、请求编号和复现条件，不以截图代替原始日志，也不得为赶进度跳过只读检查。检查结论应写成可复核的事实，而不是“正常”“已看过”等模糊描述；取证时间与值班系统时钟存在偏差时一并备注。</w:t>
       </w:r>
     </w:p>
     <w:p>
@@ -1374,17 +1323,17 @@
     </w:p>
     <w:p>
       <w:r>
-        <w:t>【适用场景】“总则”用于处理变更单相关的标准请求和异常。典型入口是登录失败且重试无效，但该现象也可能由配置未同步引起；因此DBA On-call必须先界定用户、环境、开始时间与影响面，再选择操作路径。测试、预发布与生产环境的记录不得混用，未确认对象身份时不得执行写操作。边界确认完成后，在工单摘要中注明本次不处理的相邻问题，避免后续人员把总则与其他场景合并判断。</w:t>
+        <w:t>【适用场景】“总则”用于处理总则事项相关的标准请求和异常。典型入口是登录失败且重试无效，但该现象也可能由配置未同步引起；因此DBA On-call必须先界定用户、环境、开始时间与影响面，再选择操作路径。测试、预发布与生产环境的记录不得混用，未确认对象身份时不得执行写操作。边界确认完成后，在工单摘要中注明本次不处理的相邻问题，避免后续人员把总则与其他场景合并判断。</w:t>
       </w:r>
     </w:p>
     <w:p>
       <w:r>
-        <w:t>【前置检查】开始前由Network On-call核对最近变更与依赖状态，并在值班系统核对复盘记录的当前状态、最近变更和依赖健康度。Incident Commander负责确认权限与窗口是否有效。遇到信息缺失时先补充时间戳、请求编号和复现条件，不以截图代替原始日志，也不得为赶进度跳过只读检查。检查结论应写成可复核的事实，而不是“正常”“已看过”等模糊描述；取证时间与值班系统时钟存在偏差时一并备注。</w:t>
+        <w:t>【前置检查】开始前由Network On-call使用只读手段复核关键配置，并在值班系统核对总则事项的当前状态、最近变更和依赖健康度。Incident Commander负责确认权限与窗口是否有效。遇到信息缺失时先补充时间戳、请求编号和复现条件，不以截图代替原始日志，也不得为赶进度跳过只读检查。检查结论应写成可复核的事实，而不是“正常”“已看过”等模糊描述；取证时间与值班系统时钟存在偏差时一并备注。</w:t>
       </w:r>
     </w:p>
     <w:p>
       <w:r>
-        <w:t>【操作步骤】第一步保全审批记录并建立基线；第二步按操作顺序逐项验证并记录结果；第三步以业务探针、监控指标和用户侧结果交叉验证。每一步都在值班系统记录命令或动作、执行人、开始与结束时间。若结果与预期不一致，只允许回到上一已验证状态，禁止并行尝试多个不可逆方案。为降低操作扰动，验证样本应从小到大扩展，并在每个阶段设置停止条件；未达到停止条件前不进入下一阶段。</w:t>
+        <w:t>【操作步骤】第一步保全总则办理记录并建立基线；第二步先隔离影响再恢复单一节点；第三步以业务探针、监控指标和用户侧结果交叉验证。每一步都在事件协同频道记录命令或动作、执行人、开始与结束时间。若结果与预期不一致，只允许回到上一已验证状态，禁止并行尝试多个不可逆方案。为降低操作扰动，验证样本应从小到大扩展，并在每个阶段设置停止条件；未达到停止条件前不进入下一阶段。</w:t>
       </w:r>
     </w:p>
     <w:p>
@@ -1410,22 +1359,22 @@
     </w:p>
     <w:p>
       <w:r>
-        <w:t>【适用场景】“变更分类”用于处理事故时间线相关的标准请求和异常。典型入口是监控指标持续偏离基线，但该现象也可能由网络路径发生漂移引起；因此变更执行人必须先界定用户、环境、开始时间与影响面，再选择操作路径。测试、预发布与生产环境的记录不得混用，未确认对象身份时不得执行写操作。边界确认完成后，在工单摘要中注明本次不处理的相邻问题，避免后续人员把变更分类与其他场景合并判断。</w:t>
+        <w:t>【适用场景】“变更分类”用于处理变更分类事项相关的标准请求和异常。典型入口是日志出现连续告警，但该现象也可能由依赖服务异常引起；因此变更执行人必须先界定用户、环境、开始时间与影响面，再选择操作路径。测试、预发布与生产环境的记录不得混用，未确认对象身份时不得执行写操作。边界确认完成后，在工单摘要中注明本次不处理的相邻问题，避免后续人员把变更分类与其他场景合并判断。</w:t>
       </w:r>
     </w:p>
     <w:p>
       <w:r>
-        <w:t>【前置检查】开始前由Network On-call使用只读手段复核关键配置，并在值班系统核对事故时间线的当前状态、最近变更和依赖健康度。Business Owner负责确认权限与窗口是否有效。遇到信息缺失时先补充时间戳、请求编号和复现条件，不以截图代替原始日志，也不得为赶进度跳过只读检查。检查结论应写成可复核的事实，而不是“正常”“已看过”等模糊描述；取证时间与值班系统时钟存在偏差时一并备注。</w:t>
+        <w:t>【前置检查】开始前由Network On-call保留原始日志并校验时间戳，并在值班系统核对变更分类事项的当前状态、最近变更和依赖健康度。Business Owner负责确认权限与窗口是否有效。遇到信息缺失时先补充时间戳、请求编号和复现条件，不以截图代替原始日志，也不得为赶进度跳过只读检查。检查结论应写成可复核的事实，而不是“正常”“已看过”等模糊描述；取证时间与值班系统时钟存在偏差时一并备注。</w:t>
       </w:r>
     </w:p>
     <w:p>
       <w:r>
-        <w:t>【操作步骤】第一步保全留痕附件并建立基线；第二步按操作顺序逐项验证并记录结果；第三步以业务探针、监控指标和用户侧结果交叉验证。每一步都在值班系统记录命令或动作、执行人、开始与结束时间。若结果与预期不一致，只允许回到上一已验证状态，禁止并行尝试多个不可逆方案。为降低操作扰动，验证样本应从小到大扩展，并在每个阶段设置停止条件；未达到停止条件前不进入下一阶段。</w:t>
+        <w:t>【操作步骤】第一步保全变更分类办理记录并建立基线；第二步先隔离影响再恢复单一节点；第三步以业务探针、监控指标和用户侧结果交叉验证。每一步都在监控平台记录命令或动作、执行人、开始与结束时间。若结果与预期不一致，只允许回到上一已验证状态，禁止并行尝试多个不可逆方案。为降低操作扰动，验证样本应从小到大扩展，并在每个阶段设置停止条件；未达到停止条件前不进入下一阶段。</w:t>
       </w:r>
     </w:p>
     <w:p>
       <w:r>
-        <w:t>【异常与升级】出现窗口冲突、连续两次验证失败或影响扩散时，变更执行人立即停止重复操作并通知Incident Commander。升级信息至少包括灰度计划、影响范围、已做检查、当前假设和可执行回滚点；紧急处置可先隔离故障面，但事后必须补齐审批和审批记录。无法在本节边界内恢复时，转入事故响应流程而不是继续试错。升级不等同于移交责任，原经办人仍需保持信息连续，直到接手人明确复述现状、风险和下一验证动作。</w:t>
+        <w:t>【异常与升级】出现变更分类的适用条件、责任边界或版本口径被混淆、连续两次验证失败或影响扩散时，变更执行人立即停止重复操作并通知Incident Commander。升级信息至少包括变更分类事项、影响范围、已做检查、当前假设和可执行回滚点；紧急处置可先隔离故障面，但事后必须补齐审批和变更分类办理记录。无法在本节边界内恢复时，转入事故响应流程而不是继续试错。升级不等同于移交责任，原经办人仍需保持信息连续，直到接手人明确复述现状、风险和下一验证动作。</w:t>
       </w:r>
     </w:p>
     <w:p>
@@ -1451,17 +1400,17 @@
     </w:p>
     <w:p>
       <w:r>
-        <w:t>【前置检查】开始前由Incident Commander使用只读手段复核关键配置，并在值班系统核对回滚方案的当前状态、最近变更和依赖健康度。Network On-call负责确认权限与窗口是否有效。遇到信息缺失时先补充时间戳、请求编号和复现条件，不以截图代替原始日志，也不得为赶进度跳过只读检查。检查结论应写成可复核的事实，而不是“正常”“已看过”等模糊描述；取证时间与值班系统时钟存在偏差时一并备注。</w:t>
+        <w:t>【前置检查】开始前由Incident Commander对照基线执行最小化验证，并在值班系统核对普通变更事项的当前状态、最近变更和依赖健康度。Network On-call负责确认权限与窗口是否有效。遇到信息缺失时先补充时间戳、请求编号和复现条件，不以截图代替原始日志，也不得为赶进度跳过只读检查。检查结论应写成可复核的事实，而不是“正常”“已看过”等模糊描述；取证时间与值班系统时钟存在偏差时一并备注。</w:t>
       </w:r>
     </w:p>
     <w:p>
       <w:r>
-        <w:t>【操作步骤】第一步保全交接清单并建立基线；第二步由值班角色确认服务健康度；第三步以业务探针、监控指标和用户侧结果交叉验证。每一步都在变更平台记录命令或动作、执行人、开始与结束时间。若结果与预期不一致，只允许回到上一已验证状态，禁止并行尝试多个不可逆方案。为降低操作扰动，验证样本应从小到大扩展，并在每个阶段设置停止条件；未达到停止条件前不进入下一阶段。</w:t>
+        <w:t>【操作步骤】第一步保全普通变更办理记录并建立基线；第二步恢复前准备可执行的回滚步骤；第三步以业务探针、监控指标和用户侧结果交叉验证。每一步都在变更平台记录命令或动作、执行人、开始与结束时间。若结果与预期不一致，只允许回到上一已验证状态，禁止并行尝试多个不可逆方案。为降低操作扰动，验证样本应从小到大扩展，并在每个阶段设置停止条件；未达到停止条件前不进入下一阶段。</w:t>
       </w:r>
     </w:p>
     <w:p>
       <w:r>
-        <w:t>【异常与升级】出现沟通失序、连续两次验证失败或影响扩散时，Business Owner立即停止重复操作并通知Incident Commander。升级信息至少包括变更单、影响范围、已做检查、当前假设和可执行回滚点；紧急处置可先隔离故障面，但事后必须补齐审批和交接清单。无法在本节边界内恢复时，转入事故响应流程而不是继续试错。升级不等同于移交责任，原经办人仍需保持信息连续，直到接手人明确复述现状、风险和下一验证动作。</w:t>
+        <w:t>【异常与升级】出现普通变更的适用条件、责任边界或版本口径被混淆、连续两次验证失败或影响扩散时，Business Owner立即停止重复操作并通知Incident Commander。升级信息至少包括普通变更事项、影响范围、已做检查、当前假设和可执行回滚点；紧急处置可先隔离故障面，但事后必须补齐审批和普通变更办理记录。无法在本节边界内恢复时，转入事故响应流程而不是继续试错。升级不等同于移交责任，原经办人仍需保持信息连续，直到接手人明确复述现状、风险和下一验证动作。</w:t>
       </w:r>
     </w:p>
     <w:p>
@@ -1753,22 +1702,22 @@
     </w:p>
     <w:p>
       <w:r>
-        <w:t>【操作步骤】第一步保全交接清单并建立基线；第二步按操作顺序逐项验证并记录结果；第三步以业务探针、监控指标和用户侧结果交叉验证。每一步都在事件协同频道记录命令或动作、执行人、开始与结束时间。若结果与预期不一致，只允许回到上一已验证状态，禁止并行尝试多个不可逆方案。为降低操作扰动，验证样本应从小到大扩展，并在每个阶段设置停止条件；未达到停止条件前不进入下一阶段。</w:t>
+        <w:t>【操作步骤】第一步保全标准变更办理记录并建立基线；第二步恢复前准备可执行的回滚步骤；第三步以业务探针、监控指标和用户侧结果交叉验证。每一步都在事件协同频道记录命令或动作、执行人、开始与结束时间。若结果与预期不一致，只允许回到上一已验证状态，禁止并行尝试多个不可逆方案。为降低操作扰动，验证样本应从小到大扩展，并在每个阶段设置停止条件；未达到停止条件前不进入下一阶段。</w:t>
       </w:r>
     </w:p>
     <w:p>
       <w:r>
-        <w:t>【异常与升级】出现回滚失败、连续两次验证失败或影响扩散时，DBA On-call立即停止重复操作并通知Incident Commander。升级信息至少包括灰度计划、影响范围、已做检查、当前假设和可执行回滚点；紧急处置可先隔离故障面，但事后必须补齐审批和复核意见。无法在本节边界内恢复时，转入事故响应流程而不是继续试错。升级不等同于移交责任，原经办人仍需保持信息连续，直到接手人明确复述现状、风险和下一验证动作。</w:t>
+        <w:t>【异常与升级】出现标准变更的适用条件、责任边界或版本口径被混淆、连续两次验证失败或影响扩散时，DBA On-call立即停止重复操作并通知Incident Commander。升级信息至少包括标准变更事项、影响范围、已做检查、当前假设和可执行回滚点；紧急处置可先隔离故障面，但事后必须补齐审批和标准变更办理记录。无法在本节边界内恢复时，转入事故响应流程而不是继续试错。升级不等同于移交责任，原经办人仍需保持信息连续，直到接手人明确复述现状、风险和下一验证动作。</w:t>
       </w:r>
     </w:p>
     <w:p>
       <w:r>
-        <w:t>值班人员应区分P0、P1、数据库性能下降、核心业务不可用、安全事件和普通故障，不得只凭告警名称提升或降低事故等级。</w:t>
+        <w:t>【收尾与附件】恢复后由Business Owner复核监控、访问控制和业务结果，Incident Commander在变更平台关闭临时权限或绕行配置。工单附件应包含脱敏日志、验证截图、配置差异、回滚结果和时间线；附件名使用请求编号与日期，不上传口令、令牌或完整客户数据。值班交接只记录未决事项，已完成步骤不得作为后续轮次的默认假设。归档前删除本地临时副本，确认附件可由授权角色重放验证；仅用于讨论的草稿和过期截图标记为非证据材料。</w:t>
       </w:r>
     </w:p>
     <w:p>
       <w:r>
-        <w:t>【适用场景】“标准变更”用于处理变更单相关的标准请求和异常。典型入口是日志出现连续告警，但该现象也可能由证书或凭据失效引起；因此Incident Commander必须先界定用户、环境、开始时间与影响面，再选择操作路径。测试、预发布与生产环境的记录不得混用，未确认对象身份时不得执行写操作。边界确认完成后，在工单摘要中注明本次不处理的相邻问题，避免后续人员把标准变更与其他场景合并判断。</w:t>
+        <w:t>【适用场景】“标准变更”用于处理标准变更事项相关的标准请求和异常。典型入口是日志出现连续告警，但该现象也可能由变更影响未完全隔离引起；因此Incident Commander必须先界定用户、环境、开始时间与影响面，再选择操作路径。测试、预发布与生产环境的记录不得混用，未确认对象身份时不得执行写操作。边界确认完成后，在工单摘要中注明本次不处理的相邻问题，避免后续人员把标准变更与其他场景合并判断。</w:t>
       </w:r>
     </w:p>
     <w:p>
@@ -1794,7 +1743,7 @@
     </w:p>
     <w:p>
       <w:r>
-        <w:t>【异常与升级】出现告警遗漏、连续两次验证失败或影响扩散时，Incident Commander立即停止重复操作并通知变更执行人。升级信息至少包括事故时间线、影响范围、已做检查、当前假设和可执行回滚点；紧急处置可先隔离故障面，但事后必须补齐审批和时间线。无法在本节边界内恢复时，转入事故响应流程而不是继续试错。升级不等同于移交责任，原经办人仍需保持信息连续，直到接手人明确复述现状、风险和下一验证动作。</w:t>
+        <w:t>【异常与升级】出现紧急变更的适用条件、责任边界或版本口径被混淆、连续两次验证失败或影响扩散时，Incident Commander立即停止重复操作并通知变更执行人。升级信息至少包括紧急变更事项、影响范围、已做检查、当前假设和可执行回滚点；紧急处置可先隔离故障面，但事后必须补齐审批和紧急变更办理记录。无法在本节边界内恢复时，转入事故响应流程而不是继续试错。升级不等同于移交责任，原经办人仍需保持信息连续，直到接手人明确复述现状、风险和下一验证动作。</w:t>
       </w:r>
     </w:p>
     <w:p>
@@ -1804,12 +1753,12 @@
     </w:p>
     <w:p>
       <w:r>
-        <w:t>【适用场景】“紧急变更”用于处理变更单相关的标准请求和异常。典型入口是监控指标持续偏离基线，但该现象也可能由配置未同步引起；因此Network On-call必须先界定用户、环境、开始时间与影响面，再选择操作路径。测试、预发布与生产环境的记录不得混用，未确认对象身份时不得执行写操作。边界确认完成后，在工单摘要中注明本次不处理的相邻问题，避免后续人员把紧急变更与其他场景合并判断。</w:t>
+        <w:t>【适用场景】“紧急变更”用于处理紧急变更事项相关的标准请求和异常。典型入口是权限校验结果与预期不一致，但该现象也可能由依赖服务异常引起；因此Network On-call必须先界定用户、环境、开始时间与影响面，再选择操作路径。测试、预发布与生产环境的记录不得混用，未确认对象身份时不得执行写操作。边界确认完成后，在工单摘要中注明本次不处理的相邻问题，避免后续人员把紧急变更与其他场景合并判断。</w:t>
       </w:r>
     </w:p>
     <w:p>
       <w:r>
-        <w:t>【前置检查】开始前由变更执行人核对最近变更与依赖状态，并在值班系统核对风险评估的当前状态、最近变更和依赖健康度。Incident Commander负责确认权限与窗口是否有效。遇到信息缺失时先补充时间戳、请求编号和复现条件，不以截图代替原始日志，也不得为赶进度跳过只读检查。检查结论应写成可复核的事实，而不是“正常”“已看过”等模糊描述；取证时间与值班系统时钟存在偏差时一并备注。</w:t>
+        <w:t>【前置检查】开始前由变更执行人对照基线执行最小化验证，并在监控平台核对紧急变更事项的当前状态、最近变更和依赖健康度。Incident Commander负责确认权限与窗口是否有效。遇到信息缺失时先补充时间戳、请求编号和复现条件，不以截图代替原始日志，也不得为赶进度跳过只读检查。检查结论应写成可复核的事实，而不是“正常”“已看过”等模糊描述；取证时间与监控平台时钟存在偏差时一并备注。</w:t>
       </w:r>
     </w:p>
     <w:p>
@@ -1840,17 +1789,17 @@
     </w:p>
     <w:p>
       <w:r>
-        <w:t>【适用场景】“风险评估”用于处理风险评估相关的标准请求和异常。典型入口是日志出现连续告警，但该现象也可能由依赖服务异常引起；因此DBA On-call必须先界定用户、环境、开始时间与影响面，再选择操作路径。测试、预发布与生产环境的记录不得混用，未确认对象身份时不得执行写操作。边界确认完成后，在工单摘要中注明本次不处理的相邻问题，避免后续人员把风险评估与其他场景合并判断。</w:t>
+        <w:t>【适用场景】“风险评估”用于处理风险评估事项相关的标准请求和异常。典型入口是日志出现连续告警，但该现象也可能由配置未同步引起；因此DBA On-call必须先界定用户、环境、开始时间与影响面，再选择操作路径。测试、预发布与生产环境的记录不得混用，未确认对象身份时不得执行写操作。边界确认完成后，在工单摘要中注明本次不处理的相邻问题，避免后续人员把风险评估与其他场景合并判断。</w:t>
       </w:r>
     </w:p>
     <w:p>
       <w:r>
-        <w:t>【前置检查】开始前由DBA On-call使用只读手段复核关键配置，并在值班系统核对复盘记录的当前状态、最近变更和依赖健康度。变更执行人负责确认权限与窗口是否有效。遇到信息缺失时先补充时间戳、请求编号和复现条件，不以截图代替原始日志，也不得为赶进度跳过只读检查。检查结论应写成可复核的事实，而不是“正常”“已看过”等模糊描述；取证时间与值班系统时钟存在偏差时一并备注。</w:t>
+        <w:t>【前置检查】开始前由DBA On-call核对最近变更与依赖状态，并在值班系统核对风险评估事项的当前状态、最近变更和依赖健康度。变更执行人负责确认权限与窗口是否有效。遇到信息缺失时先补充时间戳、请求编号和复现条件，不以截图代替原始日志，也不得为赶进度跳过只读检查。检查结论应写成可复核的事实，而不是“正常”“已看过”等模糊描述；取证时间与值班系统时钟存在偏差时一并备注。</w:t>
       </w:r>
     </w:p>
     <w:p>
       <w:r>
-        <w:t>【操作步骤】第一步保全操作日志并建立基线；第二步先隔离影响再恢复单一节点；第三步以业务探针、监控指标和用户侧结果交叉验证。每一步都在事件协同频道记录命令或动作、执行人、开始与结束时间。若结果与预期不一致，只允许回到上一已验证状态，禁止并行尝试多个不可逆方案。为降低操作扰动，验证样本应从小到大扩展，并在每个阶段设置停止条件；未达到停止条件前不进入下一阶段。</w:t>
+        <w:t>【操作步骤】第一步保全风险评估办理记录并建立基线；第二步先隔离影响再恢复单一节点；第三步以业务探针、监控指标和用户侧结果交叉验证。每一步都在值班系统记录命令或动作、执行人、开始与结束时间。若结果与预期不一致，只允许回到上一已验证状态，禁止并行尝试多个不可逆方案。为降低操作扰动，验证样本应从小到大扩展，并在每个阶段设置停止条件；未达到停止条件前不进入下一阶段。</w:t>
       </w:r>
     </w:p>
     <w:p>
@@ -1876,22 +1825,22 @@
     </w:p>
     <w:p>
       <w:r>
-        <w:t>【适用场景】“审批”用于处理事故时间线相关的标准请求和异常。典型入口是监控指标持续偏离基线，但该现象也可能由依赖服务异常引起；因此Network On-call必须先界定用户、环境、开始时间与影响面，再选择操作路径。测试、预发布与生产环境的记录不得混用，未确认对象身份时不得执行写操作。边界确认完成后，在工单摘要中注明本次不处理的相邻问题，避免后续人员把审批与其他场景合并判断。</w:t>
+        <w:t>【适用场景】“审批”用于处理审批事项相关的标准请求和异常。典型入口是日志出现连续告警，但该现象也可能由证书或凭据失效引起；因此Network On-call必须先界定用户、环境、开始时间与影响面，再选择操作路径。测试、预发布与生产环境的记录不得混用，未确认对象身份时不得执行写操作。边界确认完成后，在工单摘要中注明本次不处理的相邻问题，避免后续人员把审批与其他场景合并判断。</w:t>
       </w:r>
     </w:p>
     <w:p>
       <w:r>
-        <w:t>【前置检查】开始前由Network On-call核对最近变更与依赖状态，并在事件协同频道核对事故时间线的当前状态、最近变更和依赖健康度。Incident Commander负责确认权限与窗口是否有效。遇到信息缺失时先补充时间戳、请求编号和复现条件，不以截图代替原始日志，也不得为赶进度跳过只读检查。检查结论应写成可复核的事实，而不是“正常”“已看过”等模糊描述；取证时间与事件协同频道时钟存在偏差时一并备注。</w:t>
+        <w:t>【前置检查】开始前由Network On-call对照基线执行最小化验证，并在事件协同频道核对审批事项的当前状态、最近变更和依赖健康度。Incident Commander负责确认权限与窗口是否有效。遇到信息缺失时先补充时间戳、请求编号和复现条件，不以截图代替原始日志，也不得为赶进度跳过只读检查。检查结论应写成可复核的事实，而不是“正常”“已看过”等模糊描述；取证时间与事件协同频道时钟存在偏差时一并备注。</w:t>
       </w:r>
     </w:p>
     <w:p>
       <w:r>
-        <w:t>【操作步骤】第一步保全时间线并建立基线；第二步按操作顺序逐项验证并记录结果；第三步以业务探针、监控指标和用户侧结果交叉验证。每一步都在事件协同频道记录命令或动作、执行人、开始与结束时间。若结果与预期不一致，只允许回到上一已验证状态，禁止并行尝试多个不可逆方案。为降低操作扰动，验证样本应从小到大扩展，并在每个阶段设置停止条件；未达到停止条件前不进入下一阶段。</w:t>
+        <w:t>【操作步骤】第一步保全审批办理记录并建立基线；第二步恢复前准备可执行的回滚步骤；第三步以业务探针、监控指标和用户侧结果交叉验证。每一步都在事件协同频道记录命令或动作、执行人、开始与结束时间。若结果与预期不一致，只允许回到上一已验证状态，禁止并行尝试多个不可逆方案。为降低操作扰动，验证样本应从小到大扩展，并在每个阶段设置停止条件；未达到停止条件前不进入下一阶段。</w:t>
       </w:r>
     </w:p>
     <w:p>
       <w:r>
-        <w:t>【异常与升级】出现窗口冲突、连续两次验证失败或影响扩散时，DBA On-call立即停止重复操作并通知Incident Commander。升级信息至少包括风险评估、影响范围、已做检查、当前假设和可执行回滚点；紧急处置可先隔离故障面，但事后必须补齐审批和留痕附件。无法在本节边界内恢复时，转入事故响应流程而不是继续试错。升级不等同于移交责任，原经办人仍需保持信息连续，直到接手人明确复述现状、风险和下一验证动作。</w:t>
+        <w:t>【异常与升级】出现审批的适用条件、责任边界或版本口径被混淆、连续两次验证失败或影响扩散时，DBA On-call立即停止重复操作并通知Incident Commander。升级信息至少包括审批事项、影响范围、已做检查、当前假设和可执行回滚点；紧急处置可先隔离故障面，但事后必须补齐审批和审批办理记录。无法在本节边界内恢复时，转入事故响应流程而不是继续试错。升级不等同于移交责任，原经办人仍需保持信息连续，直到接手人明确复述现状、风险和下一验证动作。</w:t>
       </w:r>
     </w:p>
     <w:p>
@@ -1917,22 +1866,22 @@
     </w:p>
     <w:p>
       <w:r>
-        <w:t>【前置检查】开始前由Network On-call确认影响范围和开始时间，并在变更平台核对复盘记录的当前状态、最近变更和依赖健康度。Incident Commander负责确认权限与窗口是否有效。遇到信息缺失时先补充时间戳、请求编号和复现条件，不以截图代替原始日志，也不得为赶进度跳过只读检查。检查结论应写成可复核的事实，而不是“正常”“已看过”等模糊描述；取证时间与变更平台时钟存在偏差时一并备注。</w:t>
+        <w:t>【前置检查】开始前由Network On-call使用只读手段复核关键配置，并在变更平台核对灰度事项的当前状态、最近变更和依赖健康度。Incident Commander负责确认权限与窗口是否有效。遇到信息缺失时先补充时间戳、请求编号和复现条件，不以截图代替原始日志，也不得为赶进度跳过只读检查。检查结论应写成可复核的事实，而不是“正常”“已看过”等模糊描述；取证时间与变更平台时钟存在偏差时一并备注。</w:t>
       </w:r>
     </w:p>
     <w:p>
       <w:r>
-        <w:t>【操作步骤】第一步保全留痕附件并建立基线；第二步在受控窗口执行修复；第三步以业务探针、监控指标和用户侧结果交叉验证。每一步都在值班系统记录命令或动作、执行人、开始与结束时间。若结果与预期不一致，只允许回到上一已验证状态，禁止并行尝试多个不可逆方案。为降低操作扰动，验证样本应从小到大扩展，并在每个阶段设置停止条件；未达到停止条件前不进入下一阶段。</w:t>
+        <w:t>【操作步骤】第一步保全灰度办理记录并建立基线；第二步由值班角色确认服务健康度；第三步以业务探针、监控指标和用户侧结果交叉验证。每一步都在监控平台记录命令或动作、执行人、开始与结束时间。若结果与预期不一致，只允许回到上一已验证状态，禁止并行尝试多个不可逆方案。为降低操作扰动，验证样本应从小到大扩展，并在每个阶段设置停止条件；未达到停止条件前不进入下一阶段。</w:t>
       </w:r>
     </w:p>
     <w:p>
       <w:r>
-        <w:t>【异常与升级】出现回滚失败、连续两次验证失败或影响扩散时，DBA On-call立即停止重复操作并通知变更执行人。升级信息至少包括事故时间线、影响范围、已做检查、当前假设和可执行回滚点；紧急处置可先隔离故障面，但事后必须补齐审批和复核意见。无法在本节边界内恢复时，转入事故响应流程而不是继续试错。升级不等同于移交责任，原经办人仍需保持信息连续，直到接手人明确复述现状、风险和下一验证动作。</w:t>
+        <w:t>【异常与升级】出现灰度的适用条件、责任边界或版本口径被混淆、连续两次验证失败或影响扩散时，DBA On-call立即停止重复操作并通知变更执行人。升级信息至少包括灰度事项、影响范围、已做检查、当前假设和可执行回滚点；紧急处置可先隔离故障面，但事后必须补齐审批和灰度办理记录。无法在本节边界内恢复时，转入事故响应流程而不是继续试错。升级不等同于移交责任，原经办人仍需保持信息连续，直到接手人明确复述现状、风险和下一验证动作。</w:t>
       </w:r>
     </w:p>
     <w:p>
       <w:r>
-        <w:t>【收尾与附件】恢复后由Network On-call复核监控、访问控制和业务结果，变更执行人在值班系统关闭临时权限或绕行配置。工单附件应包含脱敏日志、验证截图、配置差异、回滚结果和时间线；附件名使用请求编号与日期，不上传口令、令牌或完整客户数据。值班交接只记录未决事项，已完成步骤不得作为后续轮次的默认假设。归档前删除本地临时副本，确认附件可由授权角色重放验证；仅用于讨论的草稿和过期截图标记为非证据材料。</w:t>
+        <w:t>【收尾与附件】恢复后由Network On-call复核监控、访问控制和业务结果，变更执行人在事件协同频道关闭临时权限或绕行配置。工单附件应包含脱敏日志、验证截图、配置差异、回滚结果和时间线；附件名使用请求编号与日期，不上传口令、令牌或完整客户数据。值班交接只记录未决事项，已完成步骤不得作为后续轮次的默认假设。归档前删除本地临时副本，确认附件可由授权角色重放验证；仅用于讨论的草稿和过期截图标记为非证据材料。</w:t>
       </w:r>
     </w:p>
     <w:p>
@@ -1958,22 +1907,22 @@
     </w:p>
     <w:p>
       <w:r>
-        <w:t>【操作步骤】第一步保全复核意见并建立基线；第二步恢复前准备可执行的回滚步骤；第三步以业务探针、监控指标和用户侧结果交叉验证。每一步都在变更平台记录命令或动作、执行人、开始与结束时间。若结果与预期不一致，只允许回到上一已验证状态，禁止并行尝试多个不可逆方案。为降低操作扰动，验证样本应从小到大扩展，并在每个阶段设置停止条件；未达到停止条件前不进入下一阶段。</w:t>
+        <w:t>【操作步骤】第一步保全回滚办理记录并建立基线；第二步按操作顺序逐项验证并记录结果；第三步以业务探针、监控指标和用户侧结果交叉验证。每一步都在事件协同频道记录命令或动作、执行人、开始与结束时间。若结果与预期不一致，只允许回到上一已验证状态，禁止并行尝试多个不可逆方案。为降低操作扰动，验证样本应从小到大扩展，并在每个阶段设置停止条件；未达到停止条件前不进入下一阶段。</w:t>
       </w:r>
     </w:p>
     <w:p>
       <w:r>
-        <w:t>【异常与升级】出现沟通失序、连续两次验证失败或影响扩散时，Incident Commander立即停止重复操作并通知Network On-call。升级信息至少包括风险评估、影响范围、已做检查、当前假设和可执行回滚点；紧急处置可先隔离故障面，但事后必须补齐审批和时间线。无法在本节边界内恢复时，转入事故响应流程而不是继续试错。升级不等同于移交责任，原经办人仍需保持信息连续，直到接手人明确复述现状、风险和下一验证动作。</w:t>
+        <w:t>【异常与升级】出现回滚的适用条件、责任边界或版本口径被混淆、连续两次验证失败或影响扩散时，Incident Commander立即停止重复操作并通知Network On-call。升级信息至少包括回滚事项、影响范围、已做检查、当前假设和可执行回滚点；紧急处置可先隔离故障面，但事后必须补齐审批和回滚办理记录。无法在本节边界内恢复时，转入事故响应流程而不是继续试错。升级不等同于移交责任，原经办人仍需保持信息连续，直到接手人明确复述现状、风险和下一验证动作。</w:t>
       </w:r>
     </w:p>
     <w:p>
       <w:r>
-        <w:t>值班人员应区分P0、P1、数据库性能下降、核心业务不可用、安全事件和普通故障，不得只凭告警名称提升或降低事故等级。</w:t>
+        <w:t>【收尾与附件】恢复后由Business Owner复核监控、访问控制和业务结果，Network On-call在值班系统关闭临时权限或绕行配置。工单附件应包含脱敏日志、验证截图、配置差异、回滚结果和时间线；附件名使用请求编号与日期，不上传口令、令牌或完整客户数据。值班交接只记录未决事项，已完成步骤不得作为后续轮次的默认假设。归档前删除本地临时副本，确认附件可由授权角色重放验证；仅用于讨论的草稿和过期截图标记为非证据材料。</w:t>
       </w:r>
     </w:p>
     <w:p>
       <w:r>
-        <w:t>【适用场景】“回滚”用于处理回滚方案相关的标准请求和异常。典型入口是任务执行后状态未收敛，但该现象也可能由配置未同步引起；因此Business Owner必须先界定用户、环境、开始时间与影响面，再选择操作路径。测试、预发布与生产环境的记录不得混用，未确认对象身份时不得执行写操作。边界确认完成后，在工单摘要中注明本次不处理的相邻问题，避免后续人员把回滚与其他场景合并判断。</w:t>
+        <w:t>【适用场景】“回滚”用于处理回滚事项相关的标准请求和异常。典型入口是监控指标持续偏离基线，但该现象也可能由证书或凭据失效引起；因此Business Owner必须先界定用户、环境、开始时间与影响面，再选择操作路径。测试、预发布与生产环境的记录不得混用，未确认对象身份时不得执行写操作。边界确认完成后，在工单摘要中注明本次不处理的相邻问题，避免后续人员把回滚与其他场景合并判断。</w:t>
       </w:r>
     </w:p>
     <w:p>
@@ -1999,22 +1948,22 @@
     </w:p>
     <w:p>
       <w:r>
-        <w:t>【异常与升级】出现沟通失序、连续两次验证失败或影响扩散时，Business Owner立即停止重复操作并通知DBA On-call。升级信息至少包括回滚方案、影响范围、已做检查、当前假设和可执行回滚点；紧急处置可先隔离故障面，但事后必须补齐审批和操作日志。无法在本节边界内恢复时，转入事故响应流程而不是继续试错。升级不等同于移交责任，原经办人仍需保持信息连续，直到接手人明确复述现状、风险和下一验证动作。</w:t>
+        <w:t>【异常与升级】出现变更窗口的适用条件、责任边界或版本口径被混淆、连续两次验证失败或影响扩散时，Business Owner立即停止重复操作并通知DBA On-call。升级信息至少包括变更窗口事项、影响范围、已做检查、当前假设和可执行回滚点；紧急处置可先隔离故障面，但事后必须补齐审批和变更窗口办理记录。无法在本节边界内恢复时，转入事故响应流程而不是继续试错。升级不等同于移交责任，原经办人仍需保持信息连续，直到接手人明确复述现状、风险和下一验证动作。</w:t>
       </w:r>
     </w:p>
     <w:p>
       <w:r>
-        <w:t>【收尾与附件】恢复后由Network On-call复核监控、访问控制和业务结果，Business Owner在值班系统关闭临时权限或绕行配置。工单附件应包含脱敏日志、验证截图、配置差异、回滚结果和时间线；附件名使用请求编号与日期，不上传口令、令牌或完整客户数据。值班交接只记录未决事项，已完成步骤不得作为后续轮次的默认假设。归档前删除本地临时副本，确认附件可由授权角色重放验证；仅用于讨论的草稿和过期截图标记为非证据材料。</w:t>
+        <w:t>【收尾与附件】恢复后由Network On-call复核监控、访问控制和业务结果，Business Owner在变更平台关闭临时权限或绕行配置。工单附件应包含脱敏日志、验证截图、配置差异、回滚结果和时间线；附件名使用请求编号与日期，不上传口令、令牌或完整客户数据。值班交接只记录未决事项，已完成步骤不得作为后续轮次的默认假设。归档前删除本地临时副本，确认附件可由授权角色重放验证；仅用于讨论的草稿和过期截图标记为非证据材料。</w:t>
       </w:r>
     </w:p>
     <w:p>
       <w:r>
-        <w:t>【适用场景】“变更窗口”用于处理事故时间线相关的标准请求和异常。典型入口是任务执行后状态未收敛，但该现象也可能由依赖服务异常引起；因此Network On-call必须先界定用户、环境、开始时间与影响面，再选择操作路径。测试、预发布与生产环境的记录不得混用，未确认对象身份时不得执行写操作。边界确认完成后，在工单摘要中注明本次不处理的相邻问题，避免后续人员把变更窗口与其他场景合并判断。</w:t>
+        <w:t>【适用场景】“变更窗口”用于处理变更窗口事项相关的标准请求和异常。典型入口是登录失败且重试无效，但该现象也可能由依赖服务异常引起；因此Network On-call必须先界定用户、环境、开始时间与影响面，再选择操作路径。测试、预发布与生产环境的记录不得混用，未确认对象身份时不得执行写操作。边界确认完成后，在工单摘要中注明本次不处理的相邻问题，避免后续人员把变更窗口与其他场景合并判断。</w:t>
       </w:r>
     </w:p>
     <w:p>
       <w:r>
-        <w:t>【前置检查】开始前由Incident Commander保留原始日志并校验时间戳，并在事件协同频道核对事故时间线的当前状态、最近变更和依赖健康度。Business Owner负责确认权限与窗口是否有效。遇到信息缺失时先补充时间戳、请求编号和复现条件，不以截图代替原始日志，也不得为赶进度跳过只读检查。检查结论应写成可复核的事实，而不是“正常”“已看过”等模糊描述；取证时间与事件协同频道时钟存在偏差时一并备注。</w:t>
+        <w:t>【前置检查】开始前由Incident Commander保留原始日志并校验时间戳，并在事件协同频道核对变更窗口事项的当前状态、最近变更和依赖健康度。Business Owner负责确认权限与窗口是否有效。遇到信息缺失时先补充时间戳、请求编号和复现条件，不以截图代替原始日志，也不得为赶进度跳过只读检查。检查结论应写成可复核的事实，而不是“正常”“已看过”等模糊描述；取证时间与事件协同频道时钟存在偏差时一并备注。</w:t>
       </w:r>
     </w:p>
     <w:p>
@@ -2040,22 +1989,22 @@
     </w:p>
     <w:p>
       <w:r>
-        <w:t>【收尾与附件】恢复后由Incident Commander复核监控、访问控制和业务结果，DBA On-call在事件协同频道关闭临时权限或绕行配置。工单附件应包含脱敏日志、验证截图、配置差异、回滚结果和时间线；附件名使用请求编号与日期，不上传口令、令牌或完整客户数据。值班交接只记录未决事项，已完成步骤不得作为后续轮次的默认假设。归档前删除本地临时副本，确认附件可由授权角色重放验证；仅用于讨论的草稿和过期截图标记为非证据材料。</w:t>
+        <w:t>【收尾与附件】恢复后由Incident Commander复核监控、访问控制和业务结果，DBA On-call在监控平台关闭临时权限或绕行配置。工单附件应包含脱敏日志、验证截图、配置差异、回滚结果和时间线；附件名使用请求编号与日期，不上传口令、令牌或完整客户数据。值班交接只记录未决事项，已完成步骤不得作为后续轮次的默认假设。归档前删除本地临时副本，确认附件可由授权角色重放验证；仅用于讨论的草稿和过期截图标记为非证据材料。</w:t>
       </w:r>
     </w:p>
     <w:p>
       <w:r>
-        <w:t>【适用场景】“失败处理”用于处理灰度计划相关的标准请求和异常。典型入口是日志出现连续告警，但该现象也可能由变更影响未完全隔离引起；因此Network On-call必须先界定用户、环境、开始时间与影响面，再选择操作路径。测试、预发布与生产环境的记录不得混用，未确认对象身份时不得执行写操作。边界确认完成后，在工单摘要中注明本次不处理的相邻问题，避免后续人员把失败处理与其他场景合并判断。</w:t>
+        <w:t>【适用场景】“失败处理”用于处理失败处理事项相关的标准请求和异常。典型入口是登录失败且重试无效，但该现象也可能由网络路径发生漂移引起；因此Network On-call必须先界定用户、环境、开始时间与影响面，再选择操作路径。测试、预发布与生产环境的记录不得混用，未确认对象身份时不得执行写操作。边界确认完成后，在工单摘要中注明本次不处理的相邻问题，避免后续人员把失败处理与其他场景合并判断。</w:t>
       </w:r>
     </w:p>
     <w:p>
       <w:r>
-        <w:t>【前置检查】开始前由变更执行人使用只读手段复核关键配置，并在值班系统核对变更单的当前状态、最近变更和依赖健康度。Network On-call负责确认权限与窗口是否有效。遇到信息缺失时先补充时间戳、请求编号和复现条件，不以截图代替原始日志，也不得为赶进度跳过只读检查。检查结论应写成可复核的事实，而不是“正常”“已看过”等模糊描述；取证时间与值班系统时钟存在偏差时一并备注。</w:t>
+        <w:t>【前置检查】开始前由变更执行人保留原始日志并校验时间戳，并在变更平台核对失败处理事项的当前状态、最近变更和依赖健康度。Network On-call负责确认权限与窗口是否有效。遇到信息缺失时先补充时间戳、请求编号和复现条件，不以截图代替原始日志，也不得为赶进度跳过只读检查。检查结论应写成可复核的事实，而不是“正常”“已看过”等模糊描述；取证时间与变更平台时钟存在偏差时一并备注。</w:t>
       </w:r>
     </w:p>
     <w:p>
       <w:r>
-        <w:t>【操作步骤】第一步保全操作日志并建立基线；第二步先隔离影响再恢复单一节点；第三步以业务探针、监控指标和用户侧结果交叉验证。每一步都在监控平台记录命令或动作、执行人、开始与结束时间。若结果与预期不一致，只允许回到上一已验证状态，禁止并行尝试多个不可逆方案。为降低操作扰动，验证样本应从小到大扩展，并在每个阶段设置停止条件；未达到停止条件前不进入下一阶段。</w:t>
+        <w:t>【操作步骤】第一步保全失败处理办理记录并建立基线；第二步恢复前准备可执行的回滚步骤；第三步以业务探针、监控指标和用户侧结果交叉验证。每一步都在监控平台记录命令或动作、执行人、开始与结束时间。若结果与预期不一致，只允许回到上一已验证状态，禁止并行尝试多个不可逆方案。为降低操作扰动，验证样本应从小到大扩展，并在每个阶段设置停止条件；未达到停止条件前不进入下一阶段。</w:t>
       </w:r>
     </w:p>
     <w:p>
@@ -2342,22 +2291,22 @@
     </w:p>
     <w:p>
       <w:r>
-        <w:t>【适用场景】“复核与附录”用于处理复盘记录相关的标准请求和异常。典型入口是登录失败且重试无效，但该现象也可能由变更影响未完全隔离引起；因此DBA On-call必须先界定用户、环境、开始时间与影响面，再选择操作路径。测试、预发布与生产环境的记录不得混用，未确认对象身份时不得执行写操作。边界确认完成后，在工单摘要中注明本次不处理的相邻问题，避免后续人员把复核与附录与其他场景合并判断。</w:t>
+        <w:t>【适用场景】“复核与附录”用于处理复核与附录事项相关的标准请求和异常。典型入口是监控指标持续偏离基线，但该现象也可能由依赖服务异常引起；因此DBA On-call必须先界定用户、环境、开始时间与影响面，再选择操作路径。测试、预发布与生产环境的记录不得混用，未确认对象身份时不得执行写操作。边界确认完成后，在工单摘要中注明本次不处理的相邻问题，避免后续人员把复核与附录与其他场景合并判断。</w:t>
       </w:r>
     </w:p>
     <w:p>
       <w:r>
-        <w:t>【前置检查】开始前由Incident Commander确认影响范围和开始时间，并在变更平台核对回滚方案的当前状态、最近变更和依赖健康度。DBA On-call负责确认权限与窗口是否有效。遇到信息缺失时先补充时间戳、请求编号和复现条件，不以截图代替原始日志，也不得为赶进度跳过只读检查。检查结论应写成可复核的事实，而不是“正常”“已看过”等模糊描述；取证时间与变更平台时钟存在偏差时一并备注。</w:t>
+        <w:t>【前置检查】开始前由Incident Commander核对最近变更与依赖状态，并在值班系统核对复核与附录事项的当前状态、最近变更和依赖健康度。DBA On-call负责确认权限与窗口是否有效。遇到信息缺失时先补充时间戳、请求编号和复现条件，不以截图代替原始日志，也不得为赶进度跳过只读检查。检查结论应写成可复核的事实，而不是“正常”“已看过”等模糊描述；取证时间与值班系统时钟存在偏差时一并备注。</w:t>
       </w:r>
     </w:p>
     <w:p>
       <w:r>
-        <w:t>【操作步骤】第一步保全留痕附件并建立基线；第二步在受控窗口执行修复；第三步以业务探针、监控指标和用户侧结果交叉验证。每一步都在事件协同频道记录命令或动作、执行人、开始与结束时间。若结果与预期不一致，只允许回到上一已验证状态，禁止并行尝试多个不可逆方案。为降低操作扰动，验证样本应从小到大扩展，并在每个阶段设置停止条件；未达到停止条件前不进入下一阶段。</w:t>
+        <w:t>【操作步骤】第一步保全复核与附录办理记录并建立基线；第二步由值班角色确认服务健康度；第三步以业务探针、监控指标和用户侧结果交叉验证。每一步都在事件协同频道记录命令或动作、执行人、开始与结束时间。若结果与预期不一致，只允许回到上一已验证状态，禁止并行尝试多个不可逆方案。为降低操作扰动，验证样本应从小到大扩展，并在每个阶段设置停止条件；未达到停止条件前不进入下一阶段。</w:t>
       </w:r>
     </w:p>
     <w:p>
       <w:r>
-        <w:t>【异常与升级】出现窗口冲突、连续两次验证失败或影响扩散时，Business Owner立即停止重复操作并通知变更执行人。升级信息至少包括变更单、影响范围、已做检查、当前假设和可执行回滚点；紧急处置可先隔离故障面，但事后必须补齐审批和时间线。无法在本节边界内恢复时，转入事故响应流程而不是继续试错。升级不等同于移交责任，原经办人仍需保持信息连续，直到接手人明确复述现状、风险和下一验证动作。</w:t>
+        <w:t>【异常与升级】出现复核与附录的适用条件、责任边界或版本口径被混淆、连续两次验证失败或影响扩散时，Business Owner立即停止重复操作并通知变更执行人。升级信息至少包括复核与附录事项、影响范围、已做检查、当前假设和可执行回滚点；紧急处置可先隔离故障面，但事后必须补齐审批和复核与附录办理记录。无法在本节边界内恢复时，转入事故响应流程而不是继续试错。升级不等同于移交责任，原经办人仍需保持信息连续，直到接手人明确复述现状、风险和下一验证动作。</w:t>
       </w:r>
     </w:p>
     <w:p>
@@ -2383,17 +2332,17 @@
     </w:p>
     <w:p>
       <w:r>
-        <w:t>【前置检查】开始前由Incident Commander使用只读手段复核关键配置，并在值班系统核对回滚方案的当前状态、最近变更和依赖健康度。变更执行人负责确认权限与窗口是否有效。遇到信息缺失时先补充时间戳、请求编号和复现条件，不以截图代替原始日志，也不得为赶进度跳过只读检查。检查结论应写成可复核的事实，而不是“正常”“已看过”等模糊描述；取证时间与值班系统时钟存在偏差时一并备注。</w:t>
+        <w:t>【前置检查】开始前由Incident Commander对照基线执行最小化验证，并在值班系统核对总则事项的当前状态、最近变更和依赖健康度。变更执行人负责确认权限与窗口是否有效。遇到信息缺失时先补充时间戳、请求编号和复现条件，不以截图代替原始日志，也不得为赶进度跳过只读检查。检查结论应写成可复核的事实，而不是“正常”“已看过”等模糊描述；取证时间与值班系统时钟存在偏差时一并备注。</w:t>
       </w:r>
     </w:p>
     <w:p>
       <w:r>
-        <w:t>【操作步骤】第一步保全操作日志并建立基线；第二步在受控窗口执行修复；第三步以业务探针、监控指标和用户侧结果交叉验证。每一步都在事件协同频道记录命令或动作、执行人、开始与结束时间。若结果与预期不一致，只允许回到上一已验证状态，禁止并行尝试多个不可逆方案。为降低操作扰动，验证样本应从小到大扩展，并在每个阶段设置停止条件；未达到停止条件前不进入下一阶段。</w:t>
+        <w:t>【操作步骤】第一步保全总则办理记录并建立基线；第二步由值班角色确认服务健康度；第三步以业务探针、监控指标和用户侧结果交叉验证。每一步都在事件协同频道记录命令或动作、执行人、开始与结束时间。若结果与预期不一致，只允许回到上一已验证状态，禁止并行尝试多个不可逆方案。为降低操作扰动，验证样本应从小到大扩展，并在每个阶段设置停止条件；未达到停止条件前不进入下一阶段。</w:t>
       </w:r>
     </w:p>
     <w:p>
       <w:r>
-        <w:t>【异常与升级】出现告警遗漏、连续两次验证失败或影响扩散时，DBA On-call立即停止重复操作并通知Business Owner。升级信息至少包括复盘记录、影响范围、已做检查、当前假设和可执行回滚点；紧急处置可先隔离故障面，但事后必须补齐审批和时间线。无法在本节边界内恢复时，转入事故响应流程而不是继续试错。升级不等同于移交责任，原经办人仍需保持信息连续，直到接手人明确复述现状、风险和下一验证动作。</w:t>
+        <w:t>【异常与升级】出现总则的适用条件、责任边界或版本口径被混淆、连续两次验证失败或影响扩散时，DBA On-call立即停止重复操作并通知Business Owner。升级信息至少包括总则事项、影响范围、已做检查、当前假设和可执行回滚点；紧急处置可先隔离故障面，但事后必须补齐审批和总则办理记录。无法在本节边界内恢复时，转入事故响应流程而不是继续试错。升级不等同于移交责任，原经办人仍需保持信息连续，直到接手人明确复述现状、风险和下一验证动作。</w:t>
       </w:r>
     </w:p>
     <w:p>
@@ -2424,22 +2373,22 @@
     </w:p>
     <w:p>
       <w:r>
-        <w:t>【操作步骤】第一步保全审批记录并建立基线；第二步在受控窗口执行修复；第三步以业务探针、监控指标和用户侧结果交叉验证。每一步都在事件协同频道记录命令或动作、执行人、开始与结束时间。若结果与预期不一致，只允许回到上一已验证状态，禁止并行尝试多个不可逆方案。为降低操作扰动，验证样本应从小到大扩展，并在每个阶段设置停止条件；未达到停止条件前不进入下一阶段。</w:t>
+        <w:t>【操作步骤】第一步保全变更分类办理记录并建立基线；第二步在受控窗口执行修复；第三步以业务探针、监控指标和用户侧结果交叉验证。每一步都在变更平台记录命令或动作、执行人、开始与结束时间。若结果与预期不一致，只允许回到上一已验证状态，禁止并行尝试多个不可逆方案。为降低操作扰动，验证样本应从小到大扩展，并在每个阶段设置停止条件；未达到停止条件前不进入下一阶段。</w:t>
       </w:r>
     </w:p>
     <w:p>
       <w:r>
-        <w:t>【异常与升级】出现回滚失败、连续两次验证失败或影响扩散时，DBA On-call立即停止重复操作并通知变更执行人。升级信息至少包括事故时间线、影响范围、已做检查、当前假设和可执行回滚点；紧急处置可先隔离故障面，但事后必须补齐审批和审批记录。无法在本节边界内恢复时，转入事故响应流程而不是继续试错。升级不等同于移交责任，原经办人仍需保持信息连续，直到接手人明确复述现状、风险和下一验证动作。</w:t>
+        <w:t>【异常与升级】出现变更分类的适用条件、责任边界或版本口径被混淆、连续两次验证失败或影响扩散时，DBA On-call立即停止重复操作并通知变更执行人。升级信息至少包括变更分类事项、影响范围、已做检查、当前假设和可执行回滚点；紧急处置可先隔离故障面，但事后必须补齐审批和变更分类办理记录。无法在本节边界内恢复时，转入事故响应流程而不是继续试错。升级不等同于移交责任，原经办人仍需保持信息连续，直到接手人明确复述现状、风险和下一验证动作。</w:t>
       </w:r>
     </w:p>
     <w:p>
       <w:r>
-        <w:t>值班人员应区分P0、P1、数据库性能下降、核心业务不可用、安全事件和普通故障，不得只凭告警名称提升或降低事故等级。</w:t>
+        <w:t>【收尾与附件】恢复后由DBA On-call复核监控、访问控制和业务结果，Business Owner在变更平台关闭临时权限或绕行配置。工单附件应包含脱敏日志、验证截图、配置差异、回滚结果和时间线；附件名使用请求编号与日期，不上传口令、令牌或完整客户数据。值班交接只记录未决事项，已完成步骤不得作为后续轮次的默认假设。归档前删除本地临时副本，确认附件可由授权角色重放验证；仅用于讨论的草稿和过期截图标记为非证据材料。</w:t>
       </w:r>
     </w:p>
     <w:p>
       <w:r>
-        <w:t>【适用场景】“变更分类”用于处理灰度计划相关的标准请求和异常。典型入口是登录失败且重试无效，但该现象也可能由配置未同步引起；因此Network On-call必须先界定用户、环境、开始时间与影响面，再选择操作路径。测试、预发布与生产环境的记录不得混用，未确认对象身份时不得执行写操作。边界确认完成后，在工单摘要中注明本次不处理的相邻问题，避免后续人员把变更分类与其他场景合并判断。</w:t>
+        <w:t>【适用场景】“变更分类”用于处理变更分类事项相关的标准请求和异常。典型入口是监控指标持续偏离基线，但该现象也可能由变更影响未完全隔离引起；因此Network On-call必须先界定用户、环境、开始时间与影响面，再选择操作路径。测试、预发布与生产环境的记录不得混用，未确认对象身份时不得执行写操作。边界确认完成后，在工单摘要中注明本次不处理的相邻问题，避免后续人员把变更分类与其他场景合并判断。</w:t>
       </w:r>
     </w:p>
     <w:p>
@@ -2465,7 +2414,7 @@
     </w:p>
     <w:p>
       <w:r>
-        <w:t>【异常与升级】出现沟通失序、连续两次验证失败或影响扩散时，DBA On-call立即停止重复操作并通知Incident Commander。升级信息至少包括事故时间线、影响范围、已做检查、当前假设和可执行回滚点；紧急处置可先隔离故障面，但事后必须补齐审批和时间线。无法在本节边界内恢复时，转入事故响应流程而不是继续试错。升级不等同于移交责任，原经办人仍需保持信息连续，直到接手人明确复述现状、风险和下一验证动作。</w:t>
+        <w:t>【异常与升级】出现普通变更的适用条件、责任边界或版本口径被混淆、连续两次验证失败或影响扩散时，DBA On-call立即停止重复操作并通知Incident Commander。升级信息至少包括普通变更事项、影响范围、已做检查、当前假设和可执行回滚点；紧急处置可先隔离故障面，但事后必须补齐审批和普通变更办理记录。无法在本节边界内恢复时，转入事故响应流程而不是继续试错。升级不等同于移交责任，原经办人仍需保持信息连续，直到接手人明确复述现状、风险和下一验证动作。</w:t>
       </w:r>
     </w:p>
     <w:p>
@@ -2475,12 +2424,12 @@
     </w:p>
     <w:p>
       <w:r>
-        <w:t>【适用场景】“普通变更”用于处理事故时间线相关的标准请求和异常。典型入口是日志出现连续告警，但该现象也可能由证书或凭据失效引起；因此DBA On-call必须先界定用户、环境、开始时间与影响面，再选择操作路径。测试、预发布与生产环境的记录不得混用，未确认对象身份时不得执行写操作。边界确认完成后，在工单摘要中注明本次不处理的相邻问题，避免后续人员把普通变更与其他场景合并判断。</w:t>
+        <w:t>【适用场景】“普通变更”用于处理普通变更事项相关的标准请求和异常。典型入口是权限校验结果与预期不一致，但该现象也可能由依赖服务异常引起；因此DBA On-call必须先界定用户、环境、开始时间与影响面，再选择操作路径。测试、预发布与生产环境的记录不得混用，未确认对象身份时不得执行写操作。边界确认完成后，在工单摘要中注明本次不处理的相邻问题，避免后续人员把普通变更与其他场景合并判断。</w:t>
       </w:r>
     </w:p>
     <w:p>
       <w:r>
-        <w:t>【前置检查】开始前由变更执行人使用只读手段复核关键配置，并在监控平台核对风险评估的当前状态、最近变更和依赖健康度。Network On-call负责确认权限与窗口是否有效。遇到信息缺失时先补充时间戳、请求编号和复现条件，不以截图代替原始日志，也不得为赶进度跳过只读检查。检查结论应写成可复核的事实，而不是“正常”“已看过”等模糊描述；取证时间与监控平台时钟存在偏差时一并备注。</w:t>
+        <w:t>【前置检查】开始前由变更执行人使用只读手段复核关键配置，并在监控平台核对普通变更事项的当前状态、最近变更和依赖健康度。Network On-call负责确认权限与窗口是否有效。遇到信息缺失时先补充时间戳、请求编号和复现条件，不以截图代替原始日志，也不得为赶进度跳过只读检查。检查结论应写成可复核的事实，而不是“正常”“已看过”等模糊描述；取证时间与监控平台时钟存在偏差时一并备注。</w:t>
       </w:r>
     </w:p>
     <w:p>
@@ -2506,22 +2455,22 @@
     </w:p>
     <w:p>
       <w:r>
-        <w:t>【收尾与附件】恢复后由变更执行人复核监控、访问控制和业务结果，Network On-call在变更平台关闭临时权限或绕行配置。工单附件应包含脱敏日志、验证截图、配置差异、回滚结果和时间线；附件名使用请求编号与日期，不上传口令、令牌或完整客户数据。值班交接只记录未决事项，已完成步骤不得作为后续轮次的默认假设。归档前删除本地临时副本，确认附件可由授权角色重放验证；仅用于讨论的草稿和过期截图标记为非证据材料。</w:t>
+        <w:t>【收尾与附件】恢复后由变更执行人复核监控、访问控制和业务结果，Network On-call在值班系统关闭临时权限或绕行配置。工单附件应包含脱敏日志、验证截图、配置差异、回滚结果和时间线；附件名使用请求编号与日期，不上传口令、令牌或完整客户数据。值班交接只记录未决事项，已完成步骤不得作为后续轮次的默认假设。归档前删除本地临时副本，确认附件可由授权角色重放验证；仅用于讨论的草稿和过期截图标记为非证据材料。</w:t>
       </w:r>
     </w:p>
     <w:p>
       <w:r>
-        <w:t>【适用场景】“标准变更”用于处理变更单相关的标准请求和异常。典型入口是任务执行后状态未收敛，但该现象也可能由依赖服务异常引起；因此Incident Commander必须先界定用户、环境、开始时间与影响面，再选择操作路径。测试、预发布与生产环境的记录不得混用，未确认对象身份时不得执行写操作。边界确认完成后，在工单摘要中注明本次不处理的相邻问题，避免后续人员把标准变更与其他场景合并判断。</w:t>
+        <w:t>【适用场景】“标准变更”用于处理标准变更事项相关的标准请求和异常。典型入口是监控指标持续偏离基线，但该现象也可能由证书或凭据失效引起；因此Incident Commander必须先界定用户、环境、开始时间与影响面，再选择操作路径。测试、预发布与生产环境的记录不得混用，未确认对象身份时不得执行写操作。边界确认完成后，在工单摘要中注明本次不处理的相邻问题，避免后续人员把标准变更与其他场景合并判断。</w:t>
       </w:r>
     </w:p>
     <w:p>
       <w:r>
-        <w:t>【前置检查】开始前由变更执行人使用只读手段复核关键配置，并在监控平台核对事故时间线的当前状态、最近变更和依赖健康度。Incident Commander负责确认权限与窗口是否有效。遇到信息缺失时先补充时间戳、请求编号和复现条件，不以截图代替原始日志，也不得为赶进度跳过只读检查。检查结论应写成可复核的事实，而不是“正常”“已看过”等模糊描述；取证时间与监控平台时钟存在偏差时一并备注。</w:t>
+        <w:t>【前置检查】开始前由变更执行人确认影响范围和开始时间，并在监控平台核对标准变更事项的当前状态、最近变更和依赖健康度。Incident Commander负责确认权限与窗口是否有效。遇到信息缺失时先补充时间戳、请求编号和复现条件，不以截图代替原始日志，也不得为赶进度跳过只读检查。检查结论应写成可复核的事实，而不是“正常”“已看过”等模糊描述；取证时间与监控平台时钟存在偏差时一并备注。</w:t>
       </w:r>
     </w:p>
     <w:p>
       <w:r>
-        <w:t>【操作步骤】第一步保全操作日志并建立基线；第二步按操作顺序逐项验证并记录结果；第三步以业务探针、监控指标和用户侧结果交叉验证。每一步都在监控平台记录命令或动作、执行人、开始与结束时间。若结果与预期不一致，只允许回到上一已验证状态，禁止并行尝试多个不可逆方案。为降低操作扰动，验证样本应从小到大扩展，并在每个阶段设置停止条件；未达到停止条件前不进入下一阶段。</w:t>
+        <w:t>【操作步骤】第一步保全标准变更办理记录并建立基线；第二步先隔离影响再恢复单一节点；第三步以业务探针、监控指标和用户侧结果交叉验证。每一步都在值班系统记录命令或动作、执行人、开始与结束时间。若结果与预期不一致，只允许回到上一已验证状态，禁止并行尝试多个不可逆方案。为降低操作扰动，验证样本应从小到大扩展，并在每个阶段设置停止条件；未达到停止条件前不进入下一阶段。</w:t>
       </w:r>
     </w:p>
     <w:p>
@@ -2547,22 +2496,22 @@
     </w:p>
     <w:p>
       <w:r>
-        <w:t>【适用场景】“紧急变更”用于处理变更单相关的标准请求和异常。典型入口是日志出现连续告警，但该现象也可能由变更影响未完全隔离引起；因此Network On-call必须先界定用户、环境、开始时间与影响面，再选择操作路径。测试、预发布与生产环境的记录不得混用，未确认对象身份时不得执行写操作。边界确认完成后，在工单摘要中注明本次不处理的相邻问题，避免后续人员把紧急变更与其他场景合并判断。</w:t>
+        <w:t>【适用场景】“紧急变更”用于处理紧急变更事项相关的标准请求和异常。典型入口是任务执行后状态未收敛，但该现象也可能由变更影响未完全隔离引起；因此Network On-call必须先界定用户、环境、开始时间与影响面，再选择操作路径。测试、预发布与生产环境的记录不得混用，未确认对象身份时不得执行写操作。边界确认完成后，在工单摘要中注明本次不处理的相邻问题，避免后续人员把紧急变更与其他场景合并判断。</w:t>
       </w:r>
     </w:p>
     <w:p>
       <w:r>
-        <w:t>【前置检查】开始前由Incident Commander使用只读手段复核关键配置，并在值班系统核对灰度计划的当前状态、最近变更和依赖健康度。变更执行人负责确认权限与窗口是否有效。遇到信息缺失时先补充时间戳、请求编号和复现条件，不以截图代替原始日志，也不得为赶进度跳过只读检查。检查结论应写成可复核的事实，而不是“正常”“已看过”等模糊描述；取证时间与值班系统时钟存在偏差时一并备注。</w:t>
+        <w:t>【前置检查】开始前由Incident Commander对照基线执行最小化验证，并在事件协同频道核对紧急变更事项的当前状态、最近变更和依赖健康度。变更执行人负责确认权限与窗口是否有效。遇到信息缺失时先补充时间戳、请求编号和复现条件，不以截图代替原始日志，也不得为赶进度跳过只读检查。检查结论应写成可复核的事实，而不是“正常”“已看过”等模糊描述；取证时间与事件协同频道时钟存在偏差时一并备注。</w:t>
       </w:r>
     </w:p>
     <w:p>
       <w:r>
-        <w:t>【操作步骤】第一步保全交接清单并建立基线；第二步按操作顺序逐项验证并记录结果；第三步以业务探针、监控指标和用户侧结果交叉验证。每一步都在变更平台记录命令或动作、执行人、开始与结束时间。若结果与预期不一致，只允许回到上一已验证状态，禁止并行尝试多个不可逆方案。为降低操作扰动，验证样本应从小到大扩展，并在每个阶段设置停止条件；未达到停止条件前不进入下一阶段。</w:t>
+        <w:t>【操作步骤】第一步保全紧急变更办理记录并建立基线；第二步在受控窗口执行修复；第三步以业务探针、监控指标和用户侧结果交叉验证。每一步都在监控平台记录命令或动作、执行人、开始与结束时间。若结果与预期不一致，只允许回到上一已验证状态，禁止并行尝试多个不可逆方案。为降低操作扰动，验证样本应从小到大扩展，并在每个阶段设置停止条件；未达到停止条件前不进入下一阶段。</w:t>
       </w:r>
     </w:p>
     <w:p>
       <w:r>
-        <w:t>【异常与升级】出现告警遗漏、连续两次验证失败或影响扩散时，Network On-call立即停止重复操作并通知Business Owner。升级信息至少包括事故时间线、影响范围、已做检查、当前假设和可执行回滚点；紧急处置可先隔离故障面，但事后必须补齐审批和复核意见。无法在本节边界内恢复时，转入事故响应流程而不是继续试错。升级不等同于移交责任，原经办人仍需保持信息连续，直到接手人明确复述现状、风险和下一验证动作。</w:t>
+        <w:t>【异常与升级】出现紧急变更的适用条件、责任边界或版本口径被混淆、连续两次验证失败或影响扩散时，Network On-call立即停止重复操作并通知Business Owner。升级信息至少包括紧急变更事项、影响范围、已做检查、当前假设和可执行回滚点；紧急处置可先隔离故障面，但事后必须补齐审批和紧急变更办理记录。无法在本节边界内恢复时，转入事故响应流程而不是继续试错。升级不等同于移交责任，原经办人仍需保持信息连续，直到接手人明确复述现状、风险和下一验证动作。</w:t>
       </w:r>
     </w:p>
     <w:p>
@@ -2588,22 +2537,22 @@
     </w:p>
     <w:p>
       <w:r>
-        <w:t>【前置检查】开始前由Incident Commander使用只读手段复核关键配置，并在值班系统核对事故时间线的当前状态、最近变更和依赖健康度。DBA On-call负责确认权限与窗口是否有效。遇到信息缺失时先补充时间戳、请求编号和复现条件，不以截图代替原始日志，也不得为赶进度跳过只读检查。检查结论应写成可复核的事实，而不是“正常”“已看过”等模糊描述；取证时间与值班系统时钟存在偏差时一并备注。</w:t>
+        <w:t>【前置检查】开始前由Incident Commander使用只读手段复核关键配置，并在值班系统核对风险评估事项的当前状态、最近变更和依赖健康度。DBA On-call负责确认权限与窗口是否有效。遇到信息缺失时先补充时间戳、请求编号和复现条件，不以截图代替原始日志，也不得为赶进度跳过只读检查。检查结论应写成可复核的事实，而不是“正常”“已看过”等模糊描述；取证时间与值班系统时钟存在偏差时一并备注。</w:t>
       </w:r>
     </w:p>
     <w:p>
       <w:r>
-        <w:t>【操作步骤】第一步保全交接清单并建立基线；第二步恢复前准备可执行的回滚步骤；第三步以业务探针、监控指标和用户侧结果交叉验证。每一步都在值班系统记录命令或动作、执行人、开始与结束时间。若结果与预期不一致，只允许回到上一已验证状态，禁止并行尝试多个不可逆方案。为降低操作扰动，验证样本应从小到大扩展，并在每个阶段设置停止条件；未达到停止条件前不进入下一阶段。</w:t>
+        <w:t>【操作步骤】第一步保全风险评估办理记录并建立基线；第二步先隔离影响再恢复单一节点；第三步以业务探针、监控指标和用户侧结果交叉验证。每一步都在监控平台记录命令或动作、执行人、开始与结束时间。若结果与预期不一致，只允许回到上一已验证状态，禁止并行尝试多个不可逆方案。为降低操作扰动，验证样本应从小到大扩展，并在每个阶段设置停止条件；未达到停止条件前不进入下一阶段。</w:t>
       </w:r>
     </w:p>
     <w:p>
       <w:r>
-        <w:t>【异常与升级】出现恢复未验证、连续两次验证失败或影响扩散时，Business Owner立即停止重复操作并通知变更执行人。升级信息至少包括回滚方案、影响范围、已做检查、当前假设和可执行回滚点；紧急处置可先隔离故障面，但事后必须补齐审批和交接清单。无法在本节边界内恢复时，转入事故响应流程而不是继续试错。升级不等同于移交责任，原经办人仍需保持信息连续，直到接手人明确复述现状、风险和下一验证动作。</w:t>
+        <w:t>【异常与升级】出现风险评估的适用条件、责任边界或版本口径被混淆、连续两次验证失败或影响扩散时，Business Owner立即停止重复操作并通知变更执行人。升级信息至少包括风险评估事项、影响范围、已做检查、当前假设和可执行回滚点；紧急处置可先隔离故障面，但事后必须补齐审批和风险评估办理记录。无法在本节边界内恢复时，转入事故响应流程而不是继续试错。升级不等同于移交责任，原经办人仍需保持信息连续，直到接手人明确复述现状、风险和下一验证动作。</w:t>
       </w:r>
     </w:p>
     <w:p>
       <w:r>
-        <w:t>【收尾与附件】恢复后由Incident Commander复核监控、访问控制和业务结果，Business Owner在值班系统关闭临时权限或绕行配置。工单附件应包含脱敏日志、验证截图、配置差异、回滚结果和时间线；附件名使用请求编号与日期，不上传口令、令牌或完整客户数据。值班交接只记录未决事项，已完成步骤不得作为后续轮次的默认假设。归档前删除本地临时副本，确认附件可由授权角色重放验证；仅用于讨论的草稿和过期截图标记为非证据材料。</w:t>
+        <w:t>【收尾与附件】恢复后由Incident Commander复核监控、访问控制和业务结果，Business Owner在事件协同频道关闭临时权限或绕行配置。工单附件应包含脱敏日志、验证截图、配置差异、回滚结果和时间线；附件名使用请求编号与日期，不上传口令、令牌或完整客户数据。值班交接只记录未决事项，已完成步骤不得作为后续轮次的默认假设。归档前删除本地临时副本，确认附件可由授权角色重放验证；仅用于讨论的草稿和过期截图标记为非证据材料。</w:t>
       </w:r>
     </w:p>
     <w:p>
@@ -2629,22 +2578,22 @@
     </w:p>
     <w:p>
       <w:r>
-        <w:t>【操作步骤】第一步保全时间线并建立基线；第二步由值班角色确认服务健康度；第三步以业务探针、监控指标和用户侧结果交叉验证。每一步都在监控平台记录命令或动作、执行人、开始与结束时间。若结果与预期不一致，只允许回到上一已验证状态，禁止并行尝试多个不可逆方案。为降低操作扰动，验证样本应从小到大扩展，并在每个阶段设置停止条件；未达到停止条件前不进入下一阶段。</w:t>
+        <w:t>【操作步骤】第一步保全审批办理记录并建立基线；第二步按操作顺序逐项验证并记录结果；第三步以业务探针、监控指标和用户侧结果交叉验证。每一步都在值班系统记录命令或动作、执行人、开始与结束时间。若结果与预期不一致，只允许回到上一已验证状态，禁止并行尝试多个不可逆方案。为降低操作扰动，验证样本应从小到大扩展，并在每个阶段设置停止条件；未达到停止条件前不进入下一阶段。</w:t>
       </w:r>
     </w:p>
     <w:p>
       <w:r>
-        <w:t>【异常与升级】出现沟通失序、连续两次验证失败或影响扩散时，Network On-call立即停止重复操作并通知DBA On-call。升级信息至少包括变更单、影响范围、已做检查、当前假设和可执行回滚点；紧急处置可先隔离故障面，但事后必须补齐审批和时间线。无法在本节边界内恢复时，转入事故响应流程而不是继续试错。升级不等同于移交责任，原经办人仍需保持信息连续，直到接手人明确复述现状、风险和下一验证动作。</w:t>
+        <w:t>【异常与升级】出现审批的适用条件、责任边界或版本口径被混淆、连续两次验证失败或影响扩散时，Network On-call立即停止重复操作并通知DBA On-call。升级信息至少包括审批事项、影响范围、已做检查、当前假设和可执行回滚点；紧急处置可先隔离故障面，但事后必须补齐审批和审批办理记录。无法在本节边界内恢复时，转入事故响应流程而不是继续试错。升级不等同于移交责任，原经办人仍需保持信息连续，直到接手人明确复述现状、风险和下一验证动作。</w:t>
       </w:r>
     </w:p>
     <w:p>
       <w:r>
-        <w:t>值班人员应区分P0、P1、数据库性能下降、核心业务不可用、安全事件和普通故障，不得只凭告警名称提升或降低事故等级。</w:t>
+        <w:t>【收尾与附件】恢复后由Network On-call复核监控、访问控制和业务结果，变更执行人在值班系统关闭临时权限或绕行配置。工单附件应包含脱敏日志、验证截图、配置差异、回滚结果和时间线；附件名使用请求编号与日期，不上传口令、令牌或完整客户数据。值班交接只记录未决事项，已完成步骤不得作为后续轮次的默认假设。归档前删除本地临时副本，确认附件可由授权角色重放验证；仅用于讨论的草稿和过期截图标记为非证据材料。</w:t>
       </w:r>
     </w:p>
     <w:p>
       <w:r>
-        <w:t>【适用场景】“审批”用于处理灰度计划相关的标准请求和异常。典型入口是权限校验结果与预期不一致，但该现象也可能由依赖服务异常引起；因此Network On-call必须先界定用户、环境、开始时间与影响面，再选择操作路径。测试、预发布与生产环境的记录不得混用，未确认对象身份时不得执行写操作。边界确认完成后，在工单摘要中注明本次不处理的相邻问题，避免后续人员把审批与其他场景合并判断。</w:t>
+        <w:t>【适用场景】“审批”用于处理审批事项相关的标准请求和异常。典型入口是日志出现连续告警，但该现象也可能由网络路径发生漂移引起；因此Network On-call必须先界定用户、环境、开始时间与影响面，再选择操作路径。测试、预发布与生产环境的记录不得混用，未确认对象身份时不得执行写操作。边界确认完成后，在工单摘要中注明本次不处理的相邻问题，避免后续人员把审批与其他场景合并判断。</w:t>
       </w:r>
     </w:p>
     <w:p>
@@ -2931,22 +2880,22 @@
     </w:p>
     <w:p>
       <w:r>
-        <w:t>【异常与升级】出现告警遗漏、连续两次验证失败或影响扩散时，变更执行人立即停止重复操作并通知DBA On-call。升级信息至少包括灰度计划、影响范围、已做检查、当前假设和可执行回滚点；紧急处置可先隔离故障面，但事后必须补齐审批和留痕附件。无法在本节边界内恢复时，转入事故响应流程而不是继续试错。升级不等同于移交责任，原经办人仍需保持信息连续，直到接手人明确复述现状、风险和下一验证动作。</w:t>
+        <w:t>【异常与升级】出现灰度的适用条件、责任边界或版本口径被混淆、连续两次验证失败或影响扩散时，变更执行人立即停止重复操作并通知DBA On-call。升级信息至少包括灰度事项、影响范围、已做检查、当前假设和可执行回滚点；紧急处置可先隔离故障面，但事后必须补齐审批和灰度办理记录。无法在本节边界内恢复时，转入事故响应流程而不是继续试错。升级不等同于移交责任，原经办人仍需保持信息连续，直到接手人明确复述现状、风险和下一验证动作。</w:t>
       </w:r>
     </w:p>
     <w:p>
       <w:r>
-        <w:t>【收尾与附件】恢复后由Business Owner复核监控、访问控制和业务结果，Incident Commander在监控平台关闭临时权限或绕行配置。工单附件应包含脱敏日志、验证截图、配置差异、回滚结果和时间线；附件名使用请求编号与日期，不上传口令、令牌或完整客户数据。值班交接只记录未决事项，已完成步骤不得作为后续轮次的默认假设。归档前删除本地临时副本，确认附件可由授权角色重放验证；仅用于讨论的草稿和过期截图标记为非证据材料。</w:t>
+        <w:t>【收尾与附件】恢复后由Business Owner复核监控、访问控制和业务结果，Incident Commander在值班系统关闭临时权限或绕行配置。工单附件应包含脱敏日志、验证截图、配置差异、回滚结果和时间线；附件名使用请求编号与日期，不上传口令、令牌或完整客户数据。值班交接只记录未决事项，已完成步骤不得作为后续轮次的默认假设。归档前删除本地临时副本，确认附件可由授权角色重放验证；仅用于讨论的草稿和过期截图标记为非证据材料。</w:t>
       </w:r>
     </w:p>
     <w:p>
       <w:r>
-        <w:t>【适用场景】“灰度”用于处理风险评估相关的标准请求和异常。典型入口是监控指标持续偏离基线，但该现象也可能由依赖服务异常引起；因此DBA On-call必须先界定用户、环境、开始时间与影响面，再选择操作路径。测试、预发布与生产环境的记录不得混用，未确认对象身份时不得执行写操作。边界确认完成后，在工单摘要中注明本次不处理的相邻问题，避免后续人员把灰度与其他场景合并判断。</w:t>
+        <w:t>【适用场景】“灰度”用于处理灰度事项相关的标准请求和异常。典型入口是权限校验结果与预期不一致，但该现象也可能由依赖服务异常引起；因此DBA On-call必须先界定用户、环境、开始时间与影响面，再选择操作路径。测试、预发布与生产环境的记录不得混用，未确认对象身份时不得执行写操作。边界确认完成后，在工单摘要中注明本次不处理的相邻问题，避免后续人员把灰度与其他场景合并判断。</w:t>
       </w:r>
     </w:p>
     <w:p>
       <w:r>
-        <w:t>【前置检查】开始前由Business Owner确认影响范围和开始时间，并在值班系统核对风险评估的当前状态、最近变更和依赖健康度。Network On-call负责确认权限与窗口是否有效。遇到信息缺失时先补充时间戳、请求编号和复现条件，不以截图代替原始日志，也不得为赶进度跳过只读检查。检查结论应写成可复核的事实，而不是“正常”“已看过”等模糊描述；取证时间与值班系统时钟存在偏差时一并备注。</w:t>
+        <w:t>【前置检查】开始前由Business Owner使用只读手段复核关键配置，并在监控平台核对灰度事项的当前状态、最近变更和依赖健康度。Network On-call负责确认权限与窗口是否有效。遇到信息缺失时先补充时间戳、请求编号和复现条件，不以截图代替原始日志，也不得为赶进度跳过只读检查。检查结论应写成可复核的事实，而不是“正常”“已看过”等模糊描述；取证时间与监控平台时钟存在偏差时一并备注。</w:t>
       </w:r>
     </w:p>
     <w:p>
@@ -2972,22 +2921,22 @@
     </w:p>
     <w:p>
       <w:r>
-        <w:t>【收尾与附件】恢复后由DBA On-call复核监控、访问控制和业务结果，变更执行人在监控平台关闭临时权限或绕行配置。工单附件应包含脱敏日志、验证截图、配置差异、回滚结果和时间线；附件名使用请求编号与日期，不上传口令、令牌或完整客户数据。值班交接只记录未决事项，已完成步骤不得作为后续轮次的默认假设。归档前删除本地临时副本，确认附件可由授权角色重放验证；仅用于讨论的草稿和过期截图标记为非证据材料。</w:t>
+        <w:t>【收尾与附件】恢复后由DBA On-call复核监控、访问控制和业务结果，变更执行人在变更平台关闭临时权限或绕行配置。工单附件应包含脱敏日志、验证截图、配置差异、回滚结果和时间线；附件名使用请求编号与日期，不上传口令、令牌或完整客户数据。值班交接只记录未决事项，已完成步骤不得作为后续轮次的默认假设。归档前删除本地临时副本，确认附件可由授权角色重放验证；仅用于讨论的草稿和过期截图标记为非证据材料。</w:t>
       </w:r>
     </w:p>
     <w:p>
       <w:r>
-        <w:t>【适用场景】“回滚”用于处理灰度计划相关的标准请求和异常。典型入口是权限校验结果与预期不一致，但该现象也可能由网络路径发生漂移引起；因此Incident Commander必须先界定用户、环境、开始时间与影响面，再选择操作路径。测试、预发布与生产环境的记录不得混用，未确认对象身份时不得执行写操作。边界确认完成后，在工单摘要中注明本次不处理的相邻问题，避免后续人员把回滚与其他场景合并判断。</w:t>
+        <w:t>【适用场景】“回滚”用于处理回滚事项相关的标准请求和异常。典型入口是监控指标持续偏离基线，但该现象也可能由配置未同步引起；因此Incident Commander必须先界定用户、环境、开始时间与影响面，再选择操作路径。测试、预发布与生产环境的记录不得混用，未确认对象身份时不得执行写操作。边界确认完成后，在工单摘要中注明本次不处理的相邻问题，避免后续人员把回滚与其他场景合并判断。</w:t>
       </w:r>
     </w:p>
     <w:p>
       <w:r>
-        <w:t>【前置检查】开始前由Incident Commander核对最近变更与依赖状态，并在事件协同频道核对变更单的当前状态、最近变更和依赖健康度。DBA On-call负责确认权限与窗口是否有效。遇到信息缺失时先补充时间戳、请求编号和复现条件，不以截图代替原始日志，也不得为赶进度跳过只读检查。检查结论应写成可复核的事实，而不是“正常”“已看过”等模糊描述；取证时间与事件协同频道时钟存在偏差时一并备注。</w:t>
+        <w:t>【前置检查】开始前由Incident Commander使用只读手段复核关键配置，并在变更平台核对回滚事项的当前状态、最近变更和依赖健康度。DBA On-call负责确认权限与窗口是否有效。遇到信息缺失时先补充时间戳、请求编号和复现条件，不以截图代替原始日志，也不得为赶进度跳过只读检查。检查结论应写成可复核的事实，而不是“正常”“已看过”等模糊描述；取证时间与变更平台时钟存在偏差时一并备注。</w:t>
       </w:r>
     </w:p>
     <w:p>
       <w:r>
-        <w:t>【操作步骤】第一步保全交接清单并建立基线；第二步在受控窗口执行修复；第三步以业务探针、监控指标和用户侧结果交叉验证。每一步都在事件协同频道记录命令或动作、执行人、开始与结束时间。若结果与预期不一致，只允许回到上一已验证状态，禁止并行尝试多个不可逆方案。为降低操作扰动，验证样本应从小到大扩展，并在每个阶段设置停止条件；未达到停止条件前不进入下一阶段。</w:t>
+        <w:t>【操作步骤】第一步保全回滚办理记录并建立基线；第二步由值班角色确认服务健康度；第三步以业务探针、监控指标和用户侧结果交叉验证。每一步都在事件协同频道记录命令或动作、执行人、开始与结束时间。若结果与预期不一致，只允许回到上一已验证状态，禁止并行尝试多个不可逆方案。为降低操作扰动，验证样本应从小到大扩展，并在每个阶段设置停止条件；未达到停止条件前不进入下一阶段。</w:t>
       </w:r>
     </w:p>
     <w:p>
@@ -3013,22 +2962,22 @@
     </w:p>
     <w:p>
       <w:r>
-        <w:t>【适用场景】“变更窗口”用于处理灰度计划相关的标准请求和异常。典型入口是监控指标持续偏离基线，但该现象也可能由依赖服务异常引起；因此Incident Commander必须先界定用户、环境、开始时间与影响面，再选择操作路径。测试、预发布与生产环境的记录不得混用，未确认对象身份时不得执行写操作。边界确认完成后，在工单摘要中注明本次不处理的相邻问题，避免后续人员把变更窗口与其他场景合并判断。</w:t>
+        <w:t>【适用场景】“变更窗口”用于处理变更窗口事项相关的标准请求和异常。典型入口是登录失败且重试无效，但该现象也可能由网络路径发生漂移引起；因此Incident Commander必须先界定用户、环境、开始时间与影响面，再选择操作路径。测试、预发布与生产环境的记录不得混用，未确认对象身份时不得执行写操作。边界确认完成后，在工单摘要中注明本次不处理的相邻问题，避免后续人员把变更窗口与其他场景合并判断。</w:t>
       </w:r>
     </w:p>
     <w:p>
       <w:r>
-        <w:t>【前置检查】开始前由Network On-call对照基线执行最小化验证，并在值班系统核对变更单的当前状态、最近变更和依赖健康度。Incident Commander负责确认权限与窗口是否有效。遇到信息缺失时先补充时间戳、请求编号和复现条件，不以截图代替原始日志，也不得为赶进度跳过只读检查。检查结论应写成可复核的事实，而不是“正常”“已看过”等模糊描述；取证时间与值班系统时钟存在偏差时一并备注。</w:t>
+        <w:t>【前置检查】开始前由Network On-call使用只读手段复核关键配置，并在变更平台核对变更窗口事项的当前状态、最近变更和依赖健康度。Incident Commander负责确认权限与窗口是否有效。遇到信息缺失时先补充时间戳、请求编号和复现条件，不以截图代替原始日志，也不得为赶进度跳过只读检查。检查结论应写成可复核的事实，而不是“正常”“已看过”等模糊描述；取证时间与变更平台时钟存在偏差时一并备注。</w:t>
       </w:r>
     </w:p>
     <w:p>
       <w:r>
-        <w:t>【操作步骤】第一步保全留痕附件并建立基线；第二步由值班角色确认服务健康度；第三步以业务探针、监控指标和用户侧结果交叉验证。每一步都在变更平台记录命令或动作、执行人、开始与结束时间。若结果与预期不一致，只允许回到上一已验证状态，禁止并行尝试多个不可逆方案。为降低操作扰动，验证样本应从小到大扩展，并在每个阶段设置停止条件；未达到停止条件前不进入下一阶段。</w:t>
+        <w:t>【操作步骤】第一步保全变更窗口办理记录并建立基线；第二步在受控窗口执行修复；第三步以业务探针、监控指标和用户侧结果交叉验证。每一步都在变更平台记录命令或动作、执行人、开始与结束时间。若结果与预期不一致，只允许回到上一已验证状态，禁止并行尝试多个不可逆方案。为降低操作扰动，验证样本应从小到大扩展，并在每个阶段设置停止条件；未达到停止条件前不进入下一阶段。</w:t>
       </w:r>
     </w:p>
     <w:p>
       <w:r>
-        <w:t>【异常与升级】出现窗口冲突、连续两次验证失败或影响扩散时，Network On-call立即停止重复操作并通知DBA On-call。升级信息至少包括回滚方案、影响范围、已做检查、当前假设和可执行回滚点；紧急处置可先隔离故障面，但事后必须补齐审批和复核意见。无法在本节边界内恢复时，转入事故响应流程而不是继续试错。升级不等同于移交责任，原经办人仍需保持信息连续，直到接手人明确复述现状、风险和下一验证动作。</w:t>
+        <w:t>【异常与升级】出现变更窗口的适用条件、责任边界或版本口径被混淆、连续两次验证失败或影响扩散时，Network On-call立即停止重复操作并通知DBA On-call。升级信息至少包括变更窗口事项、影响范围、已做检查、当前假设和可执行回滚点；紧急处置可先隔离故障面，但事后必须补齐审批和变更窗口办理记录。无法在本节边界内恢复时，转入事故响应流程而不是继续试错。升级不等同于移交责任，原经办人仍需保持信息连续，直到接手人明确复述现状、风险和下一验证动作。</w:t>
       </w:r>
     </w:p>
     <w:p>
@@ -3054,22 +3003,22 @@
     </w:p>
     <w:p>
       <w:r>
-        <w:t>【前置检查】开始前由Network On-call使用只读手段复核关键配置，并在监控平台核对事故时间线的当前状态、最近变更和依赖健康度。DBA On-call负责确认权限与窗口是否有效。遇到信息缺失时先补充时间戳、请求编号和复现条件，不以截图代替原始日志，也不得为赶进度跳过只读检查。检查结论应写成可复核的事实，而不是“正常”“已看过”等模糊描述；取证时间与监控平台时钟存在偏差时一并备注。</w:t>
+        <w:t>【前置检查】开始前由Network On-call核对最近变更与依赖状态，并在监控平台核对失败处理事项的当前状态、最近变更和依赖健康度。DBA On-call负责确认权限与窗口是否有效。遇到信息缺失时先补充时间戳、请求编号和复现条件，不以截图代替原始日志，也不得为赶进度跳过只读检查。检查结论应写成可复核的事实，而不是“正常”“已看过”等模糊描述；取证时间与监控平台时钟存在偏差时一并备注。</w:t>
       </w:r>
     </w:p>
     <w:p>
       <w:r>
-        <w:t>【操作步骤】第一步保全操作日志并建立基线；第二步在受控窗口执行修复；第三步以业务探针、监控指标和用户侧结果交叉验证。每一步都在变更平台记录命令或动作、执行人、开始与结束时间。若结果与预期不一致，只允许回到上一已验证状态，禁止并行尝试多个不可逆方案。为降低操作扰动，验证样本应从小到大扩展，并在每个阶段设置停止条件；未达到停止条件前不进入下一阶段。</w:t>
+        <w:t>【操作步骤】第一步保全失败处理办理记录并建立基线；第二步先隔离影响再恢复单一节点；第三步以业务探针、监控指标和用户侧结果交叉验证。每一步都在变更平台记录命令或动作、执行人、开始与结束时间。若结果与预期不一致，只允许回到上一已验证状态，禁止并行尝试多个不可逆方案。为降低操作扰动，验证样本应从小到大扩展，并在每个阶段设置停止条件；未达到停止条件前不进入下一阶段。</w:t>
       </w:r>
     </w:p>
     <w:p>
       <w:r>
-        <w:t>【异常与升级】出现恢复未验证、连续两次验证失败或影响扩散时，Network On-call立即停止重复操作并通知变更执行人。升级信息至少包括回滚方案、影响范围、已做检查、当前假设和可执行回滚点；紧急处置可先隔离故障面，但事后必须补齐审批和操作日志。无法在本节边界内恢复时，转入事故响应流程而不是继续试错。升级不等同于移交责任，原经办人仍需保持信息连续，直到接手人明确复述现状、风险和下一验证动作。</w:t>
+        <w:t>【异常与升级】出现失败处理的适用条件、责任边界或版本口径被混淆、连续两次验证失败或影响扩散时，Network On-call立即停止重复操作并通知变更执行人。升级信息至少包括失败处理事项、影响范围、已做检查、当前假设和可执行回滚点；紧急处置可先隔离故障面，但事后必须补齐审批和失败处理办理记录。无法在本节边界内恢复时，转入事故响应流程而不是继续试错。升级不等同于移交责任，原经办人仍需保持信息连续，直到接手人明确复述现状、风险和下一验证动作。</w:t>
       </w:r>
     </w:p>
     <w:p>
       <w:r>
-        <w:t>【收尾与附件】恢复后由DBA On-call复核监控、访问控制和业务结果，变更执行人在值班系统关闭临时权限或绕行配置。工单附件应包含脱敏日志、验证截图、配置差异、回滚结果和时间线；附件名使用请求编号与日期，不上传口令、令牌或完整客户数据。值班交接只记录未决事项，已完成步骤不得作为后续轮次的默认假设。归档前删除本地临时副本，确认附件可由授权角色重放验证；仅用于讨论的草稿和过期截图标记为非证据材料。</w:t>
+        <w:t>【收尾与附件】恢复后由DBA On-call复核监控、访问控制和业务结果，变更执行人在监控平台关闭临时权限或绕行配置。工单附件应包含脱敏日志、验证截图、配置差异、回滚结果和时间线；附件名使用请求编号与日期，不上传口令、令牌或完整客户数据。值班交接只记录未决事项，已完成步骤不得作为后续轮次的默认假设。归档前删除本地临时副本，确认附件可由授权角色重放验证；仅用于讨论的草稿和过期截图标记为非证据材料。</w:t>
       </w:r>
     </w:p>
     <w:p>
@@ -3095,22 +3044,22 @@
     </w:p>
     <w:p>
       <w:r>
-        <w:t>【操作步骤】第一步保全留痕附件并建立基线；第二步恢复前准备可执行的回滚步骤；第三步以业务探针、监控指标和用户侧结果交叉验证。每一步都在监控平台记录命令或动作、执行人、开始与结束时间。若结果与预期不一致，只允许回到上一已验证状态，禁止并行尝试多个不可逆方案。为降低操作扰动，验证样本应从小到大扩展，并在每个阶段设置停止条件；未达到停止条件前不进入下一阶段。</w:t>
+        <w:t>【操作步骤】第一步保全复核与附录办理记录并建立基线；第二步先隔离影响再恢复单一节点；第三步以业务探针、监控指标和用户侧结果交叉验证。每一步都在监控平台记录命令或动作、执行人、开始与结束时间。若结果与预期不一致，只允许回到上一已验证状态，禁止并行尝试多个不可逆方案。为降低操作扰动，验证样本应从小到大扩展，并在每个阶段设置停止条件；未达到停止条件前不进入下一阶段。</w:t>
       </w:r>
     </w:p>
     <w:p>
       <w:r>
-        <w:t>【异常与升级】出现回滚失败、连续两次验证失败或影响扩散时，DBA On-call立即停止重复操作并通知Business Owner。升级信息至少包括复盘记录、影响范围、已做检查、当前假设和可执行回滚点；紧急处置可先隔离故障面，但事后必须补齐审批和审批记录。无法在本节边界内恢复时，转入事故响应流程而不是继续试错。升级不等同于移交责任，原经办人仍需保持信息连续，直到接手人明确复述现状、风险和下一验证动作。</w:t>
+        <w:t>【异常与升级】出现复核与附录的适用条件、责任边界或版本口径被混淆、连续两次验证失败或影响扩散时，DBA On-call立即停止重复操作并通知Business Owner。升级信息至少包括复核与附录事项、影响范围、已做检查、当前假设和可执行回滚点；紧急处置可先隔离故障面，但事后必须补齐审批和复核与附录办理记录。无法在本节边界内恢复时，转入事故响应流程而不是继续试错。升级不等同于移交责任，原经办人仍需保持信息连续，直到接手人明确复述现状、风险和下一验证动作。</w:t>
       </w:r>
     </w:p>
     <w:p>
       <w:r>
-        <w:t>值班人员应区分P0、P1、数据库性能下降、核心业务不可用、安全事件和普通故障，不得只凭告警名称提升或降低事故等级。</w:t>
+        <w:t>【收尾与附件】恢复后由Network On-call复核监控、访问控制和业务结果，Business Owner在监控平台关闭临时权限或绕行配置。工单附件应包含脱敏日志、验证截图、配置差异、回滚结果和时间线；附件名使用请求编号与日期，不上传口令、令牌或完整客户数据。值班交接只记录未决事项，已完成步骤不得作为后续轮次的默认假设。归档前删除本地临时副本，确认附件可由授权角色重放验证；仅用于讨论的草稿和过期截图标记为非证据材料。</w:t>
       </w:r>
     </w:p>
     <w:p>
       <w:r>
-        <w:t>【适用场景】“复核与附录”用于处理事故时间线相关的标准请求和异常。典型入口是任务执行后状态未收敛，但该现象也可能由变更影响未完全隔离引起；因此Incident Commander必须先界定用户、环境、开始时间与影响面，再选择操作路径。测试、预发布与生产环境的记录不得混用，未确认对象身份时不得执行写操作。边界确认完成后，在工单摘要中注明本次不处理的相邻问题，避免后续人员把复核与附录与其他场景合并判断。</w:t>
+        <w:t>【适用场景】“复核与附录”用于处理复核与附录事项相关的标准请求和异常。典型入口是登录失败且重试无效，但该现象也可能由依赖服务异常引起；因此Incident Commander必须先界定用户、环境、开始时间与影响面，再选择操作路径。测试、预发布与生产环境的记录不得混用，未确认对象身份时不得执行写操作。边界确认完成后，在工单摘要中注明本次不处理的相邻问题，避免后续人员把复核与附录与其他场景合并判断。</w:t>
       </w:r>
     </w:p>
     <w:p>
@@ -3136,7 +3085,7 @@
     </w:p>
     <w:p>
       <w:r>
-        <w:t>【异常与升级】出现恢复未验证、连续两次验证失败或影响扩散时，变更执行人立即停止重复操作并通知Incident Commander。升级信息至少包括灰度计划、影响范围、已做检查、当前假设和可执行回滚点；紧急处置可先隔离故障面，但事后必须补齐审批和交接清单。无法在本节边界内恢复时，转入事故响应流程而不是继续试错。升级不等同于移交责任，原经办人仍需保持信息连续，直到接手人明确复述现状、风险和下一验证动作。</w:t>
+        <w:t>【异常与升级】出现总则的适用条件、责任边界或版本口径被混淆、连续两次验证失败或影响扩散时，变更执行人立即停止重复操作并通知Incident Commander。升级信息至少包括总则事项、影响范围、已做检查、当前假设和可执行回滚点；紧急处置可先隔离故障面，但事后必须补齐审批和总则办理记录。无法在本节边界内恢复时，转入事故响应流程而不是继续试错。升级不等同于移交责任，原经办人仍需保持信息连续，直到接手人明确复述现状、风险和下一验证动作。</w:t>
       </w:r>
     </w:p>
     <w:p>
@@ -3146,12 +3095,12 @@
     </w:p>
     <w:p>
       <w:r>
-        <w:t>【适用场景】“总则”用于处理事故时间线相关的标准请求和异常。典型入口是登录失败且重试无效，但该现象也可能由配置未同步引起；因此变更执行人必须先界定用户、环境、开始时间与影响面，再选择操作路径。测试、预发布与生产环境的记录不得混用，未确认对象身份时不得执行写操作。边界确认完成后，在工单摘要中注明本次不处理的相邻问题，避免后续人员把总则与其他场景合并判断。</w:t>
+        <w:t>【适用场景】“总则”用于处理总则事项相关的标准请求和异常。典型入口是监控指标持续偏离基线，但该现象也可能由证书或凭据失效引起；因此变更执行人必须先界定用户、环境、开始时间与影响面，再选择操作路径。测试、预发布与生产环境的记录不得混用，未确认对象身份时不得执行写操作。边界确认完成后，在工单摘要中注明本次不处理的相邻问题，避免后续人员把总则与其他场景合并判断。</w:t>
       </w:r>
     </w:p>
     <w:p>
       <w:r>
-        <w:t>【前置检查】开始前由Business Owner对照基线执行最小化验证，并在变更平台核对风险评估的当前状态、最近变更和依赖健康度。Network On-call负责确认权限与窗口是否有效。遇到信息缺失时先补充时间戳、请求编号和复现条件，不以截图代替原始日志，也不得为赶进度跳过只读检查。检查结论应写成可复核的事实，而不是“正常”“已看过”等模糊描述；取证时间与变更平台时钟存在偏差时一并备注。</w:t>
+        <w:t>【前置检查】开始前由Business Owner保留原始日志并校验时间戳，并在监控平台核对总则事项的当前状态、最近变更和依赖健康度。Network On-call负责确认权限与窗口是否有效。遇到信息缺失时先补充时间戳、请求编号和复现条件，不以截图代替原始日志，也不得为赶进度跳过只读检查。检查结论应写成可复核的事实，而不是“正常”“已看过”等模糊描述；取证时间与监控平台时钟存在偏差时一并备注。</w:t>
       </w:r>
     </w:p>
     <w:sectPr>
